--- a/a09/A09_Java_Traces.docx
+++ b/a09/A09_Java_Traces.docx
@@ -43,15 +43,24 @@
         <w:spacing w:after="80"/>
       </w:pPr>
       <w:r>
-        <w:t>Five short, pre-written Java programs, each designed to expose a surprising or easily-misunderstood behavior. For each one: (1) read the code and predict what it prints, (2) compile and run it, and (3) explain any discrepancy — or confirm your prediction — by citing the specific Java rule that governs the behavior.</w:t>
+        <w:rPr/>
+        <w:t xml:space="preserve">In this assignment, you will work through five </w:t>
       </w:r>
-    </w:p>
-    <w:p>
-      <w:pPr>
-        <w:spacing w:after="80"/>
-      </w:pPr>
       <w:r>
-        <w:t>The programs are short (10–25 lines each) and require no changes.</w:t>
+        <w:rPr/>
+        <w:t>short</w:t>
+      </w:r>
+      <w:r>
+        <w:rPr/>
+        <w:t xml:space="preserve">, pre-written Java programs, each designed to expose a surprising or easily-misunderstood behavior. For each one: read the code and predict what it prints, compile and run it, and then explain any discrepancy — or confirm your prediction — by citing the specific Java rule that governs the behavior. The programs are </w:t>
+      </w:r>
+      <w:r>
+        <w:rPr/>
+        <w:t>short</w:t>
+      </w:r>
+      <w:r>
+        <w:rPr/>
+        <w:t xml:space="preserve"> (10–25 lines each) and require no changes.</w:t>
       </w:r>
     </w:p>
     <w:p>
@@ -63,117 +72,101 @@
           <w:b/>
           <w:sz w:val="24"/>
         </w:rPr>
-        <w:t>Learning Objectives</w:t>
+        <w:t>General Instructions</w:t>
       </w:r>
     </w:p>
     <w:p>
       <w:pPr>
-        <w:pStyle w:val="ListNumber"/>
-        <w:spacing w:after="40"/>
+        <w:spacing w:after="80"/>
       </w:pPr>
       <w:r>
-        <w:t>Distinguish primitive types from reference types and predict whether two autoboxed values compare equal with ==.</w:t>
+        <w:rPr/>
+        <w:t>You will run several experiments and record your answers directly in this document, then submit it to Gradescope. The following files are provided:</w:t>
       </w:r>
     </w:p>
     <w:p>
       <w:pPr>
-        <w:pStyle w:val="ListNumber"/>
+        <w:pStyle w:val="ListBullet"/>
         <w:spacing w:after="40"/>
       </w:pPr>
       <w:r>
-        <w:t>Predict whether a method call modifies the caller's variable or the object it references, given Java's pass-by-value rule.</w:t>
+        <w:rPr>
+          <w:rFonts w:ascii="Courier New" w:hAnsi="Courier New" w:cs="Courier New"/>
+          <w:color w:val="17375E"/>
+        </w:rPr>
+        <w:t>Trace1.java</w:t>
+      </w:r>
+      <w:r>
+        <w:rPr/>
+        <w:t xml:space="preserve"> — autoboxing and the == operator</w:t>
       </w:r>
     </w:p>
     <w:p>
       <w:pPr>
-        <w:pStyle w:val="ListNumber"/>
+        <w:pStyle w:val="ListBullet"/>
         <w:spacing w:after="40"/>
       </w:pPr>
       <w:r>
-        <w:t>Classify a given exception as checked or unchecked and predict whether the compiler requires handling.</w:t>
+        <w:rPr>
+          <w:rFonts w:ascii="Courier New" w:hAnsi="Courier New" w:cs="Courier New"/>
+          <w:color w:val="17375E"/>
+        </w:rPr>
+        <w:t>Trace2.java</w:t>
+      </w:r>
+      <w:r>
+        <w:rPr/>
+        <w:t xml:space="preserve"> — pass-by-value with a mutable object</w:t>
       </w:r>
     </w:p>
     <w:p>
       <w:pPr>
-        <w:pStyle w:val="ListNumber"/>
+        <w:pStyle w:val="ListBullet"/>
         <w:spacing w:after="40"/>
       </w:pPr>
       <w:r>
-        <w:t>Explain how the JVM resolves a virtual method call at runtime and predict which override is invoked.</w:t>
+        <w:rPr>
+          <w:rFonts w:ascii="Courier New" w:hAnsi="Courier New" w:cs="Courier New"/>
+          <w:color w:val="17375E"/>
+        </w:rPr>
+        <w:t>Trace3.java</w:t>
+      </w:r>
+      <w:r>
+        <w:rPr/>
+        <w:t xml:space="preserve"> — checked vs. unchecked exceptions</w:t>
       </w:r>
     </w:p>
     <w:p>
       <w:pPr>
-        <w:pStyle w:val="ListNumber"/>
+        <w:pStyle w:val="ListBullet"/>
         <w:spacing w:after="40"/>
       </w:pPr>
       <w:r>
-        <w:t>Explain the effect of type erasure on generic types at runtime.</w:t>
+        <w:rPr>
+          <w:rFonts w:ascii="Courier New" w:hAnsi="Courier New" w:cs="Courier New"/>
+          <w:color w:val="17375E"/>
+        </w:rPr>
+        <w:t>Trace4.java</w:t>
+      </w:r>
+      <w:r>
+        <w:rPr/>
+        <w:t xml:space="preserve"> — polymorphism and virtual method dispatch</w:t>
       </w:r>
     </w:p>
     <w:p>
       <w:pPr>
-        <w:spacing w:before="200" w:after="80"/>
+        <w:pStyle w:val="ListBullet"/>
+        <w:spacing w:after="40"/>
       </w:pPr>
       <w:r>
         <w:rPr>
-          <w:b/>
-          <w:sz w:val="24"/>
+          <w:rFonts w:ascii="Courier New" w:hAnsi="Courier New" w:cs="Courier New"/>
+          <w:color w:val="17375E"/>
         </w:rPr>
-        <w:t>Provided Files</w:t>
+        <w:t>Trace5.java</w:t>
       </w:r>
-    </w:p>
-    <w:p>
-      <w:pPr>
-        <w:spacing w:after="80"/>
-      </w:pPr>
       <w:r>
-        <w:t>The following files are included with this assignment:</w:t>
-      </w:r>
-    </w:p>
-    <w:p>
-      <w:pPr>
-        <w:pStyle w:val="ListBullet"/>
-        <w:spacing w:after="40"/>
-      </w:pPr>
-      <w:r>
-        <w:t>Trace1.java — autoboxing and the == operator</w:t>
-      </w:r>
-    </w:p>
-    <w:p>
-      <w:pPr>
-        <w:pStyle w:val="ListBullet"/>
-        <w:spacing w:after="40"/>
-      </w:pPr>
-      <w:r>
-        <w:t>Trace2.java — pass-by-value with a mutable object</w:t>
-      </w:r>
-    </w:p>
-    <w:p>
-      <w:pPr>
-        <w:pStyle w:val="ListBullet"/>
-        <w:spacing w:after="40"/>
-      </w:pPr>
-      <w:r>
-        <w:t>Trace3.java — checked vs. unchecked exceptions</w:t>
-      </w:r>
-    </w:p>
-    <w:p>
-      <w:pPr>
-        <w:pStyle w:val="ListBullet"/>
-        <w:spacing w:after="40"/>
-      </w:pPr>
-      <w:r>
-        <w:t>Trace4.java — polymorphism and virtual method dispatch</w:t>
-      </w:r>
-    </w:p>
-    <w:p>
-      <w:pPr>
-        <w:pStyle w:val="ListBullet"/>
-        <w:spacing w:after="40"/>
-      </w:pPr>
-      <w:r>
-        <w:t>Trace5.java — generics and type erasure</w:t>
+        <w:rPr/>
+        <w:t xml:space="preserve"> — generics and type erasure</w:t>
       </w:r>
     </w:p>
     <w:p>
@@ -193,6 +186,7 @@
         <w:spacing w:after="80"/>
       </w:pPr>
       <w:r>
+        <w:rPr/>
         <w:t>Compile and run each file individually from the command line:</w:t>
       </w:r>
     </w:p>
@@ -251,6 +245,7 @@
         <w:spacing w:after="80"/>
       </w:pPr>
       <w:r>
+        <w:rPr/>
         <w:t>For each trace, fill in the three-column table with your prediction, the actual output, and your explanation — in that order. Resist the urge to run before predicting.</w:t>
       </w:r>
     </w:p>
@@ -270,6 +265,7 @@
         <w:t xml:space="preserve">Q1.  </w:t>
       </w:r>
       <w:r>
+        <w:rPr/>
         <w:t>Run the following command in your terminal and paste the exact output:</w:t>
       </w:r>
     </w:p>
@@ -318,6 +314,7 @@
         <w:spacing w:after="80"/>
       </w:pPr>
       <w:r>
+        <w:rPr/>
         <w:t>This program creates Integer objects in two different ways and compares them with ==.</w:t>
       </w:r>
     </w:p>
@@ -577,7 +574,19 @@
         <w:t xml:space="preserve">Q2.  </w:t>
       </w:r>
       <w:r>
-        <w:t xml:space="preserve">The program prints four boolean values. Two of them may surprise you. Explain exactly why a == b and c == d produce different results. </w:t>
+        <w:rPr/>
+        <w:t xml:space="preserve">The program prints four </w:t>
+      </w:r>
+      <w:r>
+        <w:rPr>
+          <w:rFonts w:ascii="Courier New" w:hAnsi="Courier New" w:cs="Courier New"/>
+          <w:color w:val="17375E"/>
+        </w:rPr>
+        <w:t>boolean</w:t>
+      </w:r>
+      <w:r>
+        <w:rPr/>
+        <w:t xml:space="preserve"> values. Two of them may surprise you. Explain exactly why a == b and c == d produce different results. </w:t>
       </w:r>
     </w:p>
     <w:tbl>
@@ -627,6 +636,7 @@
         <w:t xml:space="preserve">Q3.  </w:t>
       </w:r>
       <w:r>
+        <w:rPr/>
         <w:t>What would you have to write instead of == to reliably compare two Integer values for numeric equality, regardless of their value? Why does this work?</w:t>
       </w:r>
     </w:p>
@@ -683,6 +693,7 @@
         <w:spacing w:after="80"/>
       </w:pPr>
       <w:r>
+        <w:rPr/>
         <w:t>This program passes a variable and an object reference to two different methods.</w:t>
       </w:r>
     </w:p>
@@ -1024,7 +1035,19 @@
         <w:t xml:space="preserve">Q4.  </w:t>
       </w:r>
       <w:r>
-        <w:t>Java is described as "pass-by-value." Run the program and examine the three lines it prints. To make your grader's job easier, begin your answer by stating the three exact output values you observed, in order (one value per bullet or line). Then explain what that phrase means for a primitive (int n) vs. for an object reference (StringBuilder greeting). Why did appendWorld() change the content but replaceRef() did not?</w:t>
+        <w:rPr/>
+        <w:t>Java is described as "pass-by-value." Run the program and examine the three lines it prints. To make your grader's job easier, begin your answer by stating the three exact output values you observed, in order (one value per bullet or line). Then explain what that phrase means for a primitive (</w:t>
+      </w:r>
+      <w:r>
+        <w:rPr>
+          <w:rFonts w:ascii="Courier New" w:hAnsi="Courier New" w:cs="Courier New"/>
+          <w:color w:val="17375E"/>
+        </w:rPr>
+        <w:t>int</w:t>
+      </w:r>
+      <w:r>
+        <w:rPr/>
+        <w:t xml:space="preserve"> n) vs. for an object reference (StringBuilder greeting). Why did appendWorld() change the content but replaceRef() did not?</w:t>
       </w:r>
     </w:p>
     <w:tbl>
@@ -1080,6 +1103,7 @@
         <w:spacing w:after="80"/>
       </w:pPr>
       <w:r>
+        <w:rPr/>
         <w:t>This program catches one exception but lets another propagate — study how the compiler enforces exception handling.</w:t>
       </w:r>
     </w:p>
@@ -1393,6 +1417,7 @@
         <w:t xml:space="preserve">Q6.  </w:t>
       </w:r>
       <w:r>
+        <w:rPr/>
         <w:t>How many lines of output does this program produce before it terminates? What is the last thing printed?</w:t>
       </w:r>
     </w:p>
@@ -1443,6 +1468,7 @@
         <w:t xml:space="preserve">Q7.  </w:t>
       </w:r>
       <w:r>
+        <w:rPr/>
         <w:t>riskyIO() declares 'throws IOException' and the caller wraps the call in try/catch. riskyRuntime() declares nothing and its caller uses no try/catch. Explain the Java rule that requires handling for one but not the other. Where in the class hierarchy does that distinction lie?</w:t>
       </w:r>
     </w:p>
@@ -1493,7 +1519,19 @@
         <w:t xml:space="preserve">Q8.  </w:t>
       </w:r>
       <w:r>
-        <w:t>Remove the try/catch block around the call to riskyIO() so that riskyIO() is called without any exception handling, then attempt to compile the program with javac. Paste the exact compiler error message you receive. Then explain why the compiler does not give you the same error when riskyRuntime() is called without a try/catch. Why does the compiler not impose the same requirement on the caller of riskyRuntime()?</w:t>
+        <w:rPr/>
+        <w:t xml:space="preserve">Remove the try/catch block around the call to riskyIO() so that riskyIO() is called without any exception handling, then attempt to compile the program with </w:t>
+      </w:r>
+      <w:r>
+        <w:rPr>
+          <w:rFonts w:ascii="Courier New" w:hAnsi="Courier New" w:cs="Courier New"/>
+          <w:color w:val="17375E"/>
+        </w:rPr>
+        <w:t>javac</w:t>
+      </w:r>
+      <w:r>
+        <w:rPr/>
+        <w:t>. Paste the exact compiler error message you receive. Then explain why the compiler does not give you the same error when riskyRuntime() is called without a try/catch. Why does the compiler not impose the same requirement on the caller of riskyRuntime()?</w:t>
       </w:r>
     </w:p>
     <w:tbl>
@@ -1549,6 +1587,7 @@
         <w:spacing w:after="80"/>
       </w:pPr>
       <w:r>
+        <w:rPr/>
         <w:t>This program builds an inheritance hierarchy and calls the same method through references of different declared types.</w:t>
       </w:r>
     </w:p>
@@ -1916,6 +1955,7 @@
         <w:t xml:space="preserve">Q9.  </w:t>
       </w:r>
       <w:r>
+        <w:rPr/>
         <w:t>Write the four lines of output this program produces.</w:t>
       </w:r>
     </w:p>
@@ -1966,6 +2006,7 @@
         <w:t xml:space="preserve">Q10.  </w:t>
       </w:r>
       <w:r>
+        <w:rPr/>
         <w:t>describe() is defined only in Animal, yet it prints different sound() values for each object. Explain how the JVM determines which sound() method to call at runtime. What bytecode instruction handles this dispatch, and what information does the JVM use to resolve it?</w:t>
       </w:r>
     </w:p>
@@ -2016,6 +2057,7 @@
         <w:t xml:space="preserve">Q11.  </w:t>
       </w:r>
       <w:r>
+        <w:rPr/>
         <w:t>getClass().getSimpleName() also returns different values for each object even though it is called from within Animal. Explain why, using the same principle.</w:t>
       </w:r>
     </w:p>
@@ -2072,6 +2114,7 @@
         <w:spacing w:after="80"/>
       </w:pPr>
       <w:r>
+        <w:rPr/>
         <w:t>This program uses generic types and then inspects them at runtime using reflection.</w:t>
       </w:r>
     </w:p>
@@ -2422,6 +2465,7 @@
         <w:t xml:space="preserve">Q12.  </w:t>
       </w:r>
       <w:r>
+        <w:rPr/>
         <w:t>Write the five lines of output this program produces.</w:t>
       </w:r>
     </w:p>
@@ -2472,7 +2516,19 @@
         <w:t xml:space="preserve">Q13.  </w:t>
       </w:r>
       <w:r>
-        <w:t>The last two lines compare the classes of a List&lt;String&gt; and a List&lt;Integer&gt; and print the class name of strings. What do these two lines reveal about how generic types are represented at runtime? Define the term 'type erasure' in your own words.</w:t>
+        <w:rPr/>
+        <w:t>The last two lines compare the classes of a List&lt;</w:t>
+      </w:r>
+      <w:r>
+        <w:rPr>
+          <w:rFonts w:ascii="Courier New" w:hAnsi="Courier New" w:cs="Courier New"/>
+          <w:color w:val="17375E"/>
+        </w:rPr>
+        <w:t>String</w:t>
+      </w:r>
+      <w:r>
+        <w:rPr/>
+        <w:t>&gt; and a List&lt;Integer&gt; and print the class name of strings. What do these two lines reveal about how generic types are represented at runtime? Define the term 'type erasure' in your own words.</w:t>
       </w:r>
     </w:p>
     <w:tbl>
@@ -2522,6 +2578,7 @@
         <w:t xml:space="preserve">Q14.  </w:t>
       </w:r>
       <w:r>
+        <w:rPr/>
         <w:t>Given that generic type information is erased at runtime, how does the Java compiler still enforce type safety for code like 'strings.add(42)'? At what point is the type check performed?</w:t>
       </w:r>
     </w:p>
@@ -2566,6 +2623,7 @@
         <w:spacing w:after="80"/>
       </w:pPr>
       <w:r>
+        <w:rPr/>
         <w:t>This question verifies you compiled and ran the programs using your own local Java installation.</w:t>
       </w:r>
     </w:p>
@@ -2579,6 +2637,7 @@
         <w:spacing w:after="80"/>
       </w:pPr>
       <w:r>
+        <w:rPr/>
         <w:t>The output identifies the exact version of the Java compiler installed on your machine. Paste it in the box below.</w:t>
       </w:r>
     </w:p>
@@ -2627,7 +2686,6 @@
           <w:b/>
           <w:sz w:val="24"/>
         </w:rPr>
-        <w:lastRenderedPageBreak/>
         <w:t>Submission</w:t>
       </w:r>
     </w:p>
@@ -2636,6 +2694,7 @@
         <w:spacing w:after="80"/>
       </w:pPr>
       <w:r>
+        <w:rPr/>
         <w:t>Submit a single PDF named A09_&lt;BU-ID&gt;.pdf containing:</w:t>
       </w:r>
     </w:p>
@@ -2649,6 +2708,7 @@
         <w:spacing w:after="40"/>
       </w:pPr>
       <w:r>
+        <w:rPr/>
         <w:t>For each of the five traces: the completed three-column table (predicted output, actual output, explanation) followed by your written answers to each question.</w:t>
       </w:r>
     </w:p>
@@ -2662,7 +2722,19 @@
         <w:spacing w:after="40"/>
       </w:pPr>
       <w:r>
-        <w:t>The Q1 (javac -version output).</w:t>
+        <w:rPr/>
+        <w:t>The Q1 (</w:t>
+      </w:r>
+      <w:r>
+        <w:rPr>
+          <w:rFonts w:ascii="Courier New" w:hAnsi="Courier New" w:cs="Courier New"/>
+          <w:color w:val="17375E"/>
+        </w:rPr>
+        <w:t>javac</w:t>
+      </w:r>
+      <w:r>
+        <w:rPr/>
+        <w:t xml:space="preserve"> -version output).</w:t>
       </w:r>
     </w:p>
     <w:p>
@@ -2670,7 +2742,19 @@
         <w:spacing w:after="80"/>
       </w:pPr>
       <w:r>
-        <w:t>Do not submit .java or .class files. Do not include the source code in your submission — it is already provided.</w:t>
+        <w:rPr/>
+        <w:t>Do not submit .</w:t>
+      </w:r>
+      <w:r>
+        <w:rPr>
+          <w:rFonts w:ascii="Courier New" w:hAnsi="Courier New" w:cs="Courier New"/>
+          <w:color w:val="17375E"/>
+        </w:rPr>
+        <w:t>java</w:t>
+      </w:r>
+      <w:r>
+        <w:rPr/>
+        <w:t xml:space="preserve"> or .class files. Do not include the source code in your submission — it is already provided.</w:t>
       </w:r>
     </w:p>
     <w:sectPr>

--- a/a09/A09_Java_Traces.docx
+++ b/a09/A09_Java_Traces.docx
@@ -1,6 +1,6 @@
 
 <file path=word/document.xml><?xml version="1.0" encoding="utf-8"?>
-<w:document xmlns:wpc="http://schemas.microsoft.com/office/word/2010/wordprocessingCanvas" xmlns:cx="http://schemas.microsoft.com/office/drawing/2014/chartex" xmlns:cx1="http://schemas.microsoft.com/office/drawing/2015/9/8/chartex" xmlns:cx2="http://schemas.microsoft.com/office/drawing/2015/10/21/chartex" xmlns:cx3="http://schemas.microsoft.com/office/drawing/2016/5/9/chartex" xmlns:cx4="http://schemas.microsoft.com/office/drawing/2016/5/10/chartex" xmlns:cx5="http://schemas.microsoft.com/office/drawing/2016/5/11/chartex" xmlns:cx6="http://schemas.microsoft.com/office/drawing/2016/5/12/chartex" xmlns:cx7="http://schemas.microsoft.com/office/drawing/2016/5/13/chartex" xmlns:cx8="http://schemas.microsoft.com/office/drawing/2016/5/14/chartex" xmlns:mc="http://schemas.openxmlformats.org/markup-compatibility/2006" xmlns:m="http://schemas.openxmlformats.org/officeDocument/2006/math" xmlns:aink="http://schemas.microsoft.com/office/drawing/2016/ink" xmlns:am3d="http://schemas.microsoft.com/office/drawing/2017/model3d" xmlns:oel="http://schemas.microsoft.com/office/2019/extlst" xmlns:r="http://schemas.openxmlformats.org/officeDocument/2006/relationships" xmlns:wp14="http://schemas.microsoft.com/office/word/2010/wordprocessingDrawing" xmlns:wp="http://schemas.openxmlformats.org/drawingml/2006/wordprocessingDrawing" xmlns:wpg="http://schemas.microsoft.com/office/word/2010/wordprocessingGroup" xmlns:wpi="http://schemas.microsoft.com/office/word/2010/wordprocessingInk" xmlns:wps="http://schemas.microsoft.com/office/word/2010/wordprocessingShape" xmlns:o="urn:schemas-microsoft-com:office:office" xmlns:v="urn:schemas-microsoft-com:vml" xmlns:w10="urn:schemas-microsoft-com:office:word" xmlns:w="http://schemas.openxmlformats.org/wordprocessingml/2006/main" xmlns:w14="http://schemas.microsoft.com/office/word/2010/wordml" xmlns:w15="http://schemas.microsoft.com/office/word/2012/wordml" xmlns:w16cei="http://schemas.microsoft.com/office/word/2026/wordml/cei" xmlns:w16cex="http://schemas.microsoft.com/office/word/2018/wordml/cex" xmlns:w16cid="http://schemas.microsoft.com/office/word/2016/wordml/cid" xmlns:w16="http://schemas.microsoft.com/office/word/2018/wordml" xmlns:w16sdtdh="http://schemas.microsoft.com/office/word/2020/wordml/sdtdatahash" xmlns:w16sdtfl="http://schemas.microsoft.com/office/word/2024/wordml/sdtformatlock" xmlns:w16se="http://schemas.microsoft.com/office/word/2015/wordml/symex" xmlns:w16du="http://schemas.microsoft.com/office/word/2023/wordml/word16du" xmlns:wne="http://schemas.microsoft.com/office/word/2006/wordml" mc:Ignorable="w14 w15 w16se w16cid w16 w16cex w16sdtdh w16sdtfl w16du wp14">
+<w:document xmlns:wpc="http://schemas.microsoft.com/office/word/2010/wordprocessingCanvas" xmlns:cx="http://schemas.microsoft.com/office/drawing/2014/chartex" xmlns:cx1="http://schemas.microsoft.com/office/drawing/2015/9/8/chartex" xmlns:cx2="http://schemas.microsoft.com/office/drawing/2015/10/21/chartex" xmlns:cx3="http://schemas.microsoft.com/office/drawing/2016/5/9/chartex" xmlns:cx4="http://schemas.microsoft.com/office/drawing/2016/5/10/chartex" xmlns:cx5="http://schemas.microsoft.com/office/drawing/2016/5/11/chartex" xmlns:cx6="http://schemas.microsoft.com/office/drawing/2016/5/12/chartex" xmlns:cx7="http://schemas.microsoft.com/office/drawing/2016/5/13/chartex" xmlns:cx8="http://schemas.microsoft.com/office/drawing/2016/5/14/chartex" xmlns:mc="http://schemas.openxmlformats.org/markup-compatibility/2006" xmlns:aink="http://schemas.microsoft.com/office/drawing/2016/ink" xmlns:am3d="http://schemas.microsoft.com/office/drawing/2017/model3d" xmlns:o="urn:schemas-microsoft-com:office:office" xmlns:oel="http://schemas.microsoft.com/office/2019/extlst" xmlns:r="http://schemas.openxmlformats.org/officeDocument/2006/relationships" xmlns:m="http://schemas.openxmlformats.org/officeDocument/2006/math" xmlns:v="urn:schemas-microsoft-com:vml" xmlns:wp14="http://schemas.microsoft.com/office/word/2010/wordprocessingDrawing" xmlns:wp="http://schemas.openxmlformats.org/drawingml/2006/wordprocessingDrawing" xmlns:w10="urn:schemas-microsoft-com:office:word" xmlns:w="http://schemas.openxmlformats.org/wordprocessingml/2006/main" xmlns:w14="http://schemas.microsoft.com/office/word/2010/wordml" xmlns:w15="http://schemas.microsoft.com/office/word/2012/wordml" xmlns:w16cex="http://schemas.microsoft.com/office/word/2018/wordml/cex" xmlns:w16cid="http://schemas.microsoft.com/office/word/2016/wordml/cid" xmlns:w16="http://schemas.microsoft.com/office/word/2018/wordml" xmlns:w16du="http://schemas.microsoft.com/office/word/2023/wordml/word16du" xmlns:w16sdtdh="http://schemas.microsoft.com/office/word/2020/wordml/sdtdatahash" xmlns:w16sdtfl="http://schemas.microsoft.com/office/word/2024/wordml/sdtformatlock" xmlns:w16se="http://schemas.microsoft.com/office/word/2015/wordml/symex" xmlns:wpg="http://schemas.microsoft.com/office/word/2010/wordprocessingGroup" xmlns:wpi="http://schemas.microsoft.com/office/word/2010/wordprocessingInk" xmlns:wne="http://schemas.microsoft.com/office/word/2006/wordml" xmlns:wps="http://schemas.microsoft.com/office/word/2010/wordprocessingShape" mc:Ignorable="w14 w15 w16se w16cid w16 w16cex w16sdtdh w16sdtfl w16du wp14">
   <w:body>
     <w:p>
       <w:pPr>
@@ -43,24 +43,7 @@
         <w:spacing w:after="80"/>
       </w:pPr>
       <w:r>
-        <w:rPr/>
-        <w:t xml:space="preserve">In this assignment, you will work through five </w:t>
-      </w:r>
-      <w:r>
-        <w:rPr/>
-        <w:t>short</w:t>
-      </w:r>
-      <w:r>
-        <w:rPr/>
-        <w:t xml:space="preserve">, pre-written Java programs, each designed to expose a surprising or easily-misunderstood behavior. For each one: read the code and predict what it prints, compile and run it, and then explain any discrepancy — or confirm your prediction — by citing the specific Java rule that governs the behavior. The programs are </w:t>
-      </w:r>
-      <w:r>
-        <w:rPr/>
-        <w:t>short</w:t>
-      </w:r>
-      <w:r>
-        <w:rPr/>
-        <w:t xml:space="preserve"> (10–25 lines each) and require no changes.</w:t>
+        <w:t>In this assignment, you will work through five short, pre-written Java programs. For each program, predict its output before running it, compile and run it, and explain your observations using the relevant Java rule. Run each program as provided, except for the modification explicitly requested in Q8. A clear explanation of the rule is sufficient; formal citations are not required.</w:t>
       </w:r>
     </w:p>
     <w:p>
@@ -80,8 +63,7 @@
         <w:spacing w:after="80"/>
       </w:pPr>
       <w:r>
-        <w:rPr/>
-        <w:t>You will run several experiments and record your answers directly in this document, then submit it to Gradescope. The following files are provided:</w:t>
+        <w:t>Download this document and the five Java files to your computer. Type your answers in this document and submit the completed file to Gradescope. Use a JDK that provides javac and java, and run commands from the directory containing the Java files. The following files are provided:</w:t>
       </w:r>
     </w:p>
     <w:p>
@@ -97,7 +79,6 @@
         <w:t>Trace1.java</w:t>
       </w:r>
       <w:r>
-        <w:rPr/>
         <w:t xml:space="preserve"> — autoboxing and the == operator</w:t>
       </w:r>
     </w:p>
@@ -114,7 +95,6 @@
         <w:t>Trace2.java</w:t>
       </w:r>
       <w:r>
-        <w:rPr/>
         <w:t xml:space="preserve"> — pass-by-value with a mutable object</w:t>
       </w:r>
     </w:p>
@@ -131,7 +111,6 @@
         <w:t>Trace3.java</w:t>
       </w:r>
       <w:r>
-        <w:rPr/>
         <w:t xml:space="preserve"> — checked vs. unchecked exceptions</w:t>
       </w:r>
     </w:p>
@@ -148,7 +127,6 @@
         <w:t>Trace4.java</w:t>
       </w:r>
       <w:r>
-        <w:rPr/>
         <w:t xml:space="preserve"> — polymorphism and virtual method dispatch</w:t>
       </w:r>
     </w:p>
@@ -165,7 +143,6 @@
         <w:t>Trace5.java</w:t>
       </w:r>
       <w:r>
-        <w:rPr/>
         <w:t xml:space="preserve"> — generics and type erasure</w:t>
       </w:r>
     </w:p>
@@ -186,7 +163,6 @@
         <w:spacing w:after="80"/>
       </w:pPr>
       <w:r>
-        <w:rPr/>
         <w:t>Compile and run each file individually from the command line:</w:t>
       </w:r>
     </w:p>
@@ -200,6 +176,9 @@
         <w:gridCol w:w="9360"/>
       </w:tblGrid>
       <w:tr>
+        <w:trPr>
+          <w:cantSplit/>
+        </w:trPr>
         <w:tc>
           <w:tcPr>
             <w:tcW w:w="9360" w:type="dxa"/>
@@ -245,8 +224,7 @@
         <w:spacing w:after="80"/>
       </w:pPr>
       <w:r>
-        <w:rPr/>
-        <w:t>For each trace, fill in the three-column table with your prediction, the actual output, and your explanation — in that order. Resist the urge to run before predicting.</w:t>
+        <w:t>For each trace, complete the three-column table in order: prediction, actual output, and a brief explanation. Predict before running. Answer every numbered question in its own Answer area as well; when a question requests output, repeat that output there even if it already appears in the table. Keep the question labels and their order unchanged.</w:t>
       </w:r>
     </w:p>
     <w:p>
@@ -256,17 +234,18 @@
     </w:p>
     <w:p>
       <w:pPr>
+        <w:keepNext/>
         <w:spacing w:before="120" w:after="60"/>
       </w:pPr>
       <w:r>
         <w:rPr>
           <w:b/>
+          <w:bCs/>
         </w:rPr>
-        <w:t xml:space="preserve">Q1.  </w:t>
+        <w:t>Q1.</w:t>
       </w:r>
       <w:r>
-        <w:rPr/>
-        <w:t>Run the following command in your terminal and paste the exact output:</w:t>
+        <w:t xml:space="preserve">  Run javac -version in your terminal and paste its exact output in the Answer area directly below. This identifies the Java compiler version used for your work.</w:t>
       </w:r>
     </w:p>
     <w:tbl>
@@ -279,6 +258,9 @@
         <w:gridCol w:w="9360"/>
       </w:tblGrid>
       <w:tr>
+        <w:trPr>
+          <w:cantSplit/>
+        </w:trPr>
         <w:tc>
           <w:tcPr>
             <w:tcW w:w="9360" w:type="dxa"/>
@@ -290,15 +272,68 @@
                 <w:rFonts w:ascii="Courier New" w:hAnsi="Courier New"/>
                 <w:sz w:val="19"/>
               </w:rPr>
-              <w:lastRenderedPageBreak/>
               <w:t>javac -version</w:t>
             </w:r>
           </w:p>
         </w:tc>
       </w:tr>
     </w:tbl>
+    <w:tbl>
+      <w:tblPr>
+        <w:tblW w:w="0" w:type="auto"/>
+        <w:tblLook w:val="04A0" w:firstRow="1" w:lastRow="0" w:firstColumn="1" w:lastColumn="0" w:noHBand="0" w:noVBand="1"/>
+      </w:tblPr>
+      <w:tblGrid>
+        <w:gridCol w:w="9360"/>
+      </w:tblGrid>
+      <w:tr>
+        <w:trPr>
+          <w:cantSplit/>
+          <w:trHeight w:val="936"/>
+        </w:trPr>
+        <w:tc>
+          <w:tcPr>
+            <w:tcW w:w="9360" w:type="dxa"/>
+          </w:tcPr>
+          <w:p/>
+          <w:p>
+            <w:pPr>
+              <w:spacing w:after="0"/>
+            </w:pPr>
+            <w:r>
+              <w:t xml:space="preserve">Your </w:t>
+            </w:r>
+            <w:r>
+              <w:t>Answer:</w:t>
+            </w:r>
+          </w:p>
+          <w:tbl>
+            <w:tblPr>
+              <w:tblStyle w:val="TableGrid"/>
+              <w:tblW w:w="0" w:type="auto"/>
+              <w:tblLook w:val="04A0" w:firstRow="1" w:lastRow="0" w:firstColumn="1" w:lastColumn="0" w:noHBand="0" w:noVBand="1"/>
+            </w:tblPr>
+            <w:tblGrid>
+              <w:gridCol w:w="9129"/>
+            </w:tblGrid>
+            <w:tr>
+              <w:tc>
+                <w:tcPr>
+                  <w:tcW w:w="9129" w:type="dxa"/>
+                  <w:shd w:val="clear" w:color="auto" w:fill="F2F2F2" w:themeFill="background1" w:themeFillShade="F2"/>
+                </w:tcPr>
+                <w:p/>
+                <w:p/>
+              </w:tc>
+            </w:tr>
+          </w:tbl>
+          <w:p/>
+        </w:tc>
+      </w:tr>
+    </w:tbl>
     <w:p>
       <w:pPr>
+        <w:keepNext/>
         <w:spacing w:before="200" w:after="80"/>
       </w:pPr>
       <w:r>
@@ -306,16 +341,17 @@
           <w:b/>
           <w:sz w:val="24"/>
         </w:rPr>
+        <w:lastRenderedPageBreak/>
         <w:t>Trace 1 — Autoboxing and the == Operator</w:t>
       </w:r>
     </w:p>
     <w:p>
       <w:pPr>
+        <w:keepNext/>
         <w:spacing w:after="80"/>
       </w:pPr>
       <w:r>
-        <w:rPr/>
-        <w:t>This program creates Integer objects in two different ways and compares them with ==.</w:t>
+        <w:t>This program uses autoboxing to create Integer references and compares reference equality with numeric equality.</w:t>
       </w:r>
     </w:p>
     <w:tbl>
@@ -328,6 +364,9 @@
         <w:gridCol w:w="9360"/>
       </w:tblGrid>
       <w:tr>
+        <w:trPr>
+          <w:cantSplit/>
+        </w:trPr>
         <w:tc>
           <w:tcPr>
             <w:tcW w:w="9360" w:type="dxa"/>
@@ -451,6 +490,7 @@
     </w:p>
     <w:p>
       <w:pPr>
+        <w:keepNext/>
         <w:spacing w:after="40"/>
       </w:pPr>
       <w:r>
@@ -473,12 +513,18 @@
         <w:gridCol w:w="3120"/>
       </w:tblGrid>
       <w:tr>
+        <w:trPr>
+          <w:cantSplit/>
+        </w:trPr>
         <w:tc>
           <w:tcPr>
             <w:tcW w:w="3120" w:type="dxa"/>
             <w:shd w:val="clear" w:color="auto" w:fill="E0E0E0"/>
           </w:tcPr>
           <w:p>
+            <w:pPr>
+              <w:keepNext/>
+            </w:pPr>
             <w:r>
               <w:rPr>
                 <w:b/>
@@ -494,6 +540,9 @@
             <w:shd w:val="clear" w:color="auto" w:fill="E0E0E0"/>
           </w:tcPr>
           <w:p>
+            <w:pPr>
+              <w:keepNext/>
+            </w:pPr>
             <w:r>
               <w:rPr>
                 <w:b/>
@@ -509,6 +558,9 @@
             <w:shd w:val="clear" w:color="auto" w:fill="E0E0E0"/>
           </w:tcPr>
           <w:p>
+            <w:pPr>
+              <w:keepNext/>
+            </w:pPr>
             <w:r>
               <w:rPr>
                 <w:b/>
@@ -520,6 +572,9 @@
         </w:tc>
       </w:tr>
       <w:tr>
+        <w:trPr>
+          <w:cantSplit/>
+        </w:trPr>
         <w:tc>
           <w:tcPr>
             <w:tcW w:w="3120" w:type="dxa"/>
@@ -565,28 +620,18 @@
     </w:p>
     <w:p>
       <w:pPr>
+        <w:keepNext/>
         <w:spacing w:before="120" w:after="60"/>
       </w:pPr>
       <w:r>
         <w:rPr>
           <w:b/>
+          <w:bCs/>
         </w:rPr>
-        <w:t xml:space="preserve">Q2.  </w:t>
+        <w:t>Q2.</w:t>
       </w:r>
       <w:r>
-        <w:rPr/>
-        <w:t xml:space="preserve">The program prints four </w:t>
-      </w:r>
-      <w:r>
-        <w:rPr>
-          <w:rFonts w:ascii="Courier New" w:hAnsi="Courier New" w:cs="Courier New"/>
-          <w:color w:val="17375E"/>
-        </w:rPr>
-        <w:t>boolean</w:t>
-      </w:r>
-      <w:r>
-        <w:rPr/>
-        <w:t xml:space="preserve"> values. Two of them may surprise you. Explain exactly why a == b and c == d produce different results. </w:t>
+        <w:t xml:space="preserve">  Begin your answer with the four boolean values printed by Trace1, in order, one per line. Then explain your observed results for a == b and c == d in terms of Integer caching and reference identity.</w:t>
       </w:r>
     </w:p>
     <w:tbl>
@@ -599,6 +644,9 @@
         <w:gridCol w:w="9360"/>
       </w:tblGrid>
       <w:tr>
+        <w:trPr>
+          <w:cantSplit/>
+        </w:trPr>
         <w:tc>
           <w:tcPr>
             <w:tcW w:w="9360" w:type="dxa"/>
@@ -627,17 +675,18 @@
     </w:p>
     <w:p>
       <w:pPr>
+        <w:keepNext/>
         <w:spacing w:before="120" w:after="60"/>
       </w:pPr>
       <w:r>
         <w:rPr>
           <w:b/>
+          <w:bCs/>
         </w:rPr>
-        <w:t xml:space="preserve">Q3.  </w:t>
+        <w:t>Q3.</w:t>
       </w:r>
       <w:r>
-        <w:rPr/>
-        <w:t>What would you have to write instead of == to reliably compare two Integer values for numeric equality, regardless of their value? Why does this work?</w:t>
+        <w:t xml:space="preserve">  What method should you use instead of == to reliably compare two non-null Integer values for numeric equality, regardless of their value? Name the method using empty parentheses, and explain why it works. You may also include an example call with an argument.</w:t>
       </w:r>
     </w:p>
     <w:tbl>
@@ -650,6 +699,9 @@
         <w:gridCol w:w="9360"/>
       </w:tblGrid>
       <w:tr>
+        <w:trPr>
+          <w:cantSplit/>
+        </w:trPr>
         <w:tc>
           <w:tcPr>
             <w:tcW w:w="9360" w:type="dxa"/>
@@ -678,6 +730,7 @@
     </w:p>
     <w:p>
       <w:pPr>
+        <w:keepNext/>
         <w:spacing w:before="200" w:after="80"/>
       </w:pPr>
       <w:r>
@@ -685,16 +738,17 @@
           <w:b/>
           <w:sz w:val="24"/>
         </w:rPr>
+        <w:lastRenderedPageBreak/>
         <w:t>Trace 2 — Pass-by-Value with a Mutable Object</w:t>
       </w:r>
     </w:p>
     <w:p>
       <w:pPr>
+        <w:keepNext/>
         <w:spacing w:after="80"/>
       </w:pPr>
       <w:r>
-        <w:rPr/>
-        <w:t>This program passes a variable and an object reference to two different methods.</w:t>
+        <w:t>This program passes a primitive value and an object reference to methods that modify a parameter, mutate an object, or reassign a reference.</w:t>
       </w:r>
     </w:p>
     <w:tbl>
@@ -707,6 +761,9 @@
         <w:gridCol w:w="9360"/>
       </w:tblGrid>
       <w:tr>
+        <w:trPr>
+          <w:cantSplit/>
+        </w:trPr>
         <w:tc>
           <w:tcPr>
             <w:tcW w:w="9360" w:type="dxa"/>
@@ -736,7 +793,6 @@
                 <w:rFonts w:ascii="Courier New" w:hAnsi="Courier New"/>
                 <w:sz w:val="19"/>
               </w:rPr>
-              <w:lastRenderedPageBreak/>
               <w:t xml:space="preserve">        x = x * 2;</w:t>
             </w:r>
           </w:p>
@@ -912,6 +968,7 @@
     </w:p>
     <w:p>
       <w:pPr>
+        <w:keepNext/>
         <w:spacing w:after="40"/>
       </w:pPr>
       <w:r>
@@ -934,12 +991,18 @@
         <w:gridCol w:w="3120"/>
       </w:tblGrid>
       <w:tr>
+        <w:trPr>
+          <w:cantSplit/>
+        </w:trPr>
         <w:tc>
           <w:tcPr>
             <w:tcW w:w="3120" w:type="dxa"/>
             <w:shd w:val="clear" w:color="auto" w:fill="E0E0E0"/>
           </w:tcPr>
           <w:p>
+            <w:pPr>
+              <w:keepNext/>
+            </w:pPr>
             <w:r>
               <w:rPr>
                 <w:b/>
@@ -955,6 +1018,9 @@
             <w:shd w:val="clear" w:color="auto" w:fill="E0E0E0"/>
           </w:tcPr>
           <w:p>
+            <w:pPr>
+              <w:keepNext/>
+            </w:pPr>
             <w:r>
               <w:rPr>
                 <w:b/>
@@ -970,6 +1036,9 @@
             <w:shd w:val="clear" w:color="auto" w:fill="E0E0E0"/>
           </w:tcPr>
           <w:p>
+            <w:pPr>
+              <w:keepNext/>
+            </w:pPr>
             <w:r>
               <w:rPr>
                 <w:b/>
@@ -981,6 +1050,9 @@
         </w:tc>
       </w:tr>
       <w:tr>
+        <w:trPr>
+          <w:cantSplit/>
+        </w:trPr>
         <w:tc>
           <w:tcPr>
             <w:tcW w:w="3120" w:type="dxa"/>
@@ -1026,6 +1098,7 @@
     </w:p>
     <w:p>
       <w:pPr>
+        <w:keepNext/>
         <w:spacing w:before="120" w:after="60"/>
       </w:pPr>
       <w:r>
@@ -1035,7 +1108,6 @@
         <w:t xml:space="preserve">Q4.  </w:t>
       </w:r>
       <w:r>
-        <w:rPr/>
         <w:t>Java is described as "pass-by-value." Run the program and examine the three lines it prints. To make your grader's job easier, begin your answer by stating the three exact output values you observed, in order (one value per bullet or line). Then explain what that phrase means for a primitive (</w:t>
       </w:r>
       <w:r>
@@ -1046,7 +1118,6 @@
         <w:t>int</w:t>
       </w:r>
       <w:r>
-        <w:rPr/>
         <w:t xml:space="preserve"> n) vs. for an object reference (StringBuilder greeting). Why did appendWorld() change the content but replaceRef() did not?</w:t>
       </w:r>
     </w:p>
@@ -1060,6 +1131,9 @@
         <w:gridCol w:w="9360"/>
       </w:tblGrid>
       <w:tr>
+        <w:trPr>
+          <w:cantSplit/>
+        </w:trPr>
         <w:tc>
           <w:tcPr>
             <w:tcW w:w="9360" w:type="dxa"/>
@@ -1088,6 +1162,23 @@
     </w:p>
     <w:p>
       <w:pPr>
+        <w:keepNext/>
+      </w:pPr>
+      <w:r>
+        <w:rPr>
+          <w:b/>
+          <w:bCs/>
+        </w:rPr>
+        <w:lastRenderedPageBreak/>
+        <w:t>Q5.</w:t>
+      </w:r>
+      <w:r>
+        <w:t xml:space="preserve">  Omitted. No response is required. Question numbering is preserved for consistency with the grading setup.</w:t>
+      </w:r>
+    </w:p>
+    <w:p>
+      <w:pPr>
+        <w:keepNext/>
         <w:spacing w:before="200" w:after="80"/>
       </w:pPr>
       <w:r>
@@ -1100,10 +1191,10 @@
     </w:p>
     <w:p>
       <w:pPr>
+        <w:keepNext/>
         <w:spacing w:after="80"/>
       </w:pPr>
       <w:r>
-        <w:rPr/>
         <w:t>This program catches one exception but lets another propagate — study how the compiler enforces exception handling.</w:t>
       </w:r>
     </w:p>
@@ -1117,6 +1208,9 @@
         <w:gridCol w:w="9360"/>
       </w:tblGrid>
       <w:tr>
+        <w:trPr>
+          <w:cantSplit/>
+        </w:trPr>
         <w:tc>
           <w:tcPr>
             <w:tcW w:w="9360" w:type="dxa"/>
@@ -1294,6 +1388,7 @@
     </w:p>
     <w:p>
       <w:pPr>
+        <w:keepNext/>
         <w:spacing w:after="40"/>
       </w:pPr>
       <w:r>
@@ -1316,12 +1411,18 @@
         <w:gridCol w:w="3120"/>
       </w:tblGrid>
       <w:tr>
+        <w:trPr>
+          <w:cantSplit/>
+        </w:trPr>
         <w:tc>
           <w:tcPr>
             <w:tcW w:w="3120" w:type="dxa"/>
             <w:shd w:val="clear" w:color="auto" w:fill="E0E0E0"/>
           </w:tcPr>
           <w:p>
+            <w:pPr>
+              <w:keepNext/>
+            </w:pPr>
             <w:r>
               <w:rPr>
                 <w:b/>
@@ -1337,6 +1438,9 @@
             <w:shd w:val="clear" w:color="auto" w:fill="E0E0E0"/>
           </w:tcPr>
           <w:p>
+            <w:pPr>
+              <w:keepNext/>
+            </w:pPr>
             <w:r>
               <w:rPr>
                 <w:b/>
@@ -1352,6 +1456,9 @@
             <w:shd w:val="clear" w:color="auto" w:fill="E0E0E0"/>
           </w:tcPr>
           <w:p>
+            <w:pPr>
+              <w:keepNext/>
+            </w:pPr>
             <w:r>
               <w:rPr>
                 <w:b/>
@@ -1363,6 +1470,9 @@
         </w:tc>
       </w:tr>
       <w:tr>
+        <w:trPr>
+          <w:cantSplit/>
+        </w:trPr>
         <w:tc>
           <w:tcPr>
             <w:tcW w:w="3120" w:type="dxa"/>
@@ -1408,17 +1518,18 @@
     </w:p>
     <w:p>
       <w:pPr>
+        <w:keepNext/>
         <w:spacing w:before="120" w:after="60"/>
       </w:pPr>
       <w:r>
         <w:rPr>
           <w:b/>
+          <w:bCs/>
         </w:rPr>
-        <w:t xml:space="preserve">Q6.  </w:t>
+        <w:t>Q6.</w:t>
       </w:r>
       <w:r>
-        <w:rPr/>
-        <w:t>How many lines of output does this program produce before it terminates? What is the last thing printed?</w:t>
+        <w:t xml:space="preserve">  Describe the two output events when Trace3 runs: the message printed by the catch block and the uncaught-exception diagnostic. State the number of events, treating the entire stack trace as one diagnostic block rather than counting its individual lines. Identify the final exception and explain whether the last System.out.println statement executes.</w:t>
       </w:r>
     </w:p>
     <w:tbl>
@@ -1431,6 +1542,9 @@
         <w:gridCol w:w="9360"/>
       </w:tblGrid>
       <w:tr>
+        <w:trPr>
+          <w:cantSplit/>
+        </w:trPr>
         <w:tc>
           <w:tcPr>
             <w:tcW w:w="9360" w:type="dxa"/>
@@ -1459,16 +1573,17 @@
     </w:p>
     <w:p>
       <w:pPr>
+        <w:keepNext/>
         <w:spacing w:before="120" w:after="60"/>
       </w:pPr>
       <w:r>
         <w:rPr>
           <w:b/>
         </w:rPr>
+        <w:lastRenderedPageBreak/>
         <w:t xml:space="preserve">Q7.  </w:t>
       </w:r>
       <w:r>
-        <w:rPr/>
         <w:t>riskyIO() declares 'throws IOException' and the caller wraps the call in try/catch. riskyRuntime() declares nothing and its caller uses no try/catch. Explain the Java rule that requires handling for one but not the other. Where in the class hierarchy does that distinction lie?</w:t>
       </w:r>
     </w:p>
@@ -1482,6 +1597,9 @@
         <w:gridCol w:w="9360"/>
       </w:tblGrid>
       <w:tr>
+        <w:trPr>
+          <w:cantSplit/>
+        </w:trPr>
         <w:tc>
           <w:tcPr>
             <w:tcW w:w="9360" w:type="dxa"/>
@@ -1510,28 +1628,18 @@
     </w:p>
     <w:p>
       <w:pPr>
+        <w:keepNext/>
         <w:spacing w:before="120" w:after="60"/>
       </w:pPr>
       <w:r>
         <w:rPr>
           <w:b/>
+          <w:bCs/>
         </w:rPr>
-        <w:t xml:space="preserve">Q8.  </w:t>
+        <w:t>Q8.</w:t>
       </w:r>
       <w:r>
-        <w:rPr/>
-        <w:t xml:space="preserve">Remove the try/catch block around the call to riskyIO() so that riskyIO() is called without any exception handling, then attempt to compile the program with </w:t>
-      </w:r>
-      <w:r>
-        <w:rPr>
-          <w:rFonts w:ascii="Courier New" w:hAnsi="Courier New" w:cs="Courier New"/>
-          <w:color w:val="17375E"/>
-        </w:rPr>
-        <w:t>javac</w:t>
-      </w:r>
-      <w:r>
-        <w:rPr/>
-        <w:t>. Paste the exact compiler error message you receive. Then explain why the compiler does not give you the same error when riskyRuntime() is called without a try/catch. Why does the compiler not impose the same requirement on the caller of riskyRuntime()?</w:t>
+        <w:t xml:space="preserve">  For this question only, make a temporary copy of Trace3.java in a separate directory, keeping the filename Trace3.java. In that copy, replace the entire try/catch statement in main with riskyIO();. Keep the method declarations unchanged and do not add a throws clause to main. This modification is permitted despite the file header comment. Compile the modified file with javac and paste the exact compiler error. Explain why the call to riskyRuntime() does not require the same catch-or-declare treatment. Use the original file for the other questions.</w:t>
       </w:r>
     </w:p>
     <w:tbl>
@@ -1544,6 +1652,9 @@
         <w:gridCol w:w="9360"/>
       </w:tblGrid>
       <w:tr>
+        <w:trPr>
+          <w:cantSplit/>
+        </w:trPr>
         <w:tc>
           <w:tcPr>
             <w:tcW w:w="9360" w:type="dxa"/>
@@ -1572,6 +1683,7 @@
     </w:p>
     <w:p>
       <w:pPr>
+        <w:keepNext/>
         <w:spacing w:before="200" w:after="80"/>
       </w:pPr>
       <w:r>
@@ -1584,11 +1696,11 @@
     </w:p>
     <w:p>
       <w:pPr>
+        <w:keepNext/>
         <w:spacing w:after="80"/>
       </w:pPr>
       <w:r>
-        <w:rPr/>
-        <w:t>This program builds an inheritance hierarchy and calls the same method through references of different declared types.</w:t>
+        <w:t>This program builds an inheritance hierarchy and calls an inherited method on objects of different runtime classes through Animal references.</w:t>
       </w:r>
     </w:p>
     <w:tbl>
@@ -1601,6 +1713,9 @@
         <w:gridCol w:w="9360"/>
       </w:tblGrid>
       <w:tr>
+        <w:trPr>
+          <w:cantSplit/>
+        </w:trPr>
         <w:tc>
           <w:tcPr>
             <w:tcW w:w="9360" w:type="dxa"/>
@@ -1832,6 +1947,7 @@
     </w:p>
     <w:p>
       <w:pPr>
+        <w:keepNext/>
         <w:spacing w:after="40"/>
       </w:pPr>
       <w:r>
@@ -1839,6 +1955,7 @@
           <w:i/>
           <w:sz w:val="20"/>
         </w:rPr>
+        <w:lastRenderedPageBreak/>
         <w:t>Complete the table: predict the output before running, then run it, then explain the result in terms of the Java rule involved.</w:t>
       </w:r>
     </w:p>
@@ -1854,12 +1971,18 @@
         <w:gridCol w:w="3120"/>
       </w:tblGrid>
       <w:tr>
+        <w:trPr>
+          <w:cantSplit/>
+        </w:trPr>
         <w:tc>
           <w:tcPr>
             <w:tcW w:w="3120" w:type="dxa"/>
             <w:shd w:val="clear" w:color="auto" w:fill="E0E0E0"/>
           </w:tcPr>
           <w:p>
+            <w:pPr>
+              <w:keepNext/>
+            </w:pPr>
             <w:r>
               <w:rPr>
                 <w:b/>
@@ -1875,6 +1998,9 @@
             <w:shd w:val="clear" w:color="auto" w:fill="E0E0E0"/>
           </w:tcPr>
           <w:p>
+            <w:pPr>
+              <w:keepNext/>
+            </w:pPr>
             <w:r>
               <w:rPr>
                 <w:b/>
@@ -1890,6 +2016,9 @@
             <w:shd w:val="clear" w:color="auto" w:fill="E0E0E0"/>
           </w:tcPr>
           <w:p>
+            <w:pPr>
+              <w:keepNext/>
+            </w:pPr>
             <w:r>
               <w:rPr>
                 <w:b/>
@@ -1901,6 +2030,9 @@
         </w:tc>
       </w:tr>
       <w:tr>
+        <w:trPr>
+          <w:cantSplit/>
+        </w:trPr>
         <w:tc>
           <w:tcPr>
             <w:tcW w:w="3120" w:type="dxa"/>
@@ -1946,6 +2078,7 @@
     </w:p>
     <w:p>
       <w:pPr>
+        <w:keepNext/>
         <w:spacing w:before="120" w:after="60"/>
       </w:pPr>
       <w:r>
@@ -1955,7 +2088,6 @@
         <w:t xml:space="preserve">Q9.  </w:t>
       </w:r>
       <w:r>
-        <w:rPr/>
         <w:t>Write the four lines of output this program produces.</w:t>
       </w:r>
     </w:p>
@@ -1969,6 +2101,9 @@
         <w:gridCol w:w="9360"/>
       </w:tblGrid>
       <w:tr>
+        <w:trPr>
+          <w:cantSplit/>
+        </w:trPr>
         <w:tc>
           <w:tcPr>
             <w:tcW w:w="9360" w:type="dxa"/>
@@ -1997,17 +2132,18 @@
     </w:p>
     <w:p>
       <w:pPr>
+        <w:keepNext/>
         <w:spacing w:before="120" w:after="60"/>
       </w:pPr>
       <w:r>
         <w:rPr>
           <w:b/>
+          <w:bCs/>
         </w:rPr>
-        <w:t xml:space="preserve">Q10.  </w:t>
+        <w:t xml:space="preserve">Q10. </w:t>
       </w:r>
       <w:r>
-        <w:rPr/>
-        <w:t>describe() is defined only in Animal, yet it prints different sound() values for each object. Explain how the JVM determines which sound() method to call at runtime. What bytecode instruction handles this dispatch, and what information does the JVM use to resolve it?</w:t>
+        <w:t xml:space="preserve"> describe() is defined only in Animal, yet it prints different sound() values for each object. Explain how the JVM determines which sound() method to call at runtime. What bytecode instruction handles this dispatch, and what information does the JVM use to select the method? To inspect the bytecode after compiling, run: javap -c 'Trace4$Animal'. The single quotes protect the dollar sign in Bash, zsh, and PowerShell; in Windows Command Prompt, use double quotes instead.</w:t>
       </w:r>
     </w:p>
     <w:tbl>
@@ -2020,6 +2156,9 @@
         <w:gridCol w:w="9360"/>
       </w:tblGrid>
       <w:tr>
+        <w:trPr>
+          <w:cantSplit/>
+        </w:trPr>
         <w:tc>
           <w:tcPr>
             <w:tcW w:w="9360" w:type="dxa"/>
@@ -2048,17 +2187,18 @@
     </w:p>
     <w:p>
       <w:pPr>
+        <w:keepNext/>
         <w:spacing w:before="120" w:after="60"/>
       </w:pPr>
       <w:r>
         <w:rPr>
           <w:b/>
+          <w:bCs/>
         </w:rPr>
-        <w:t xml:space="preserve">Q11.  </w:t>
+        <w:t>Q11.</w:t>
       </w:r>
       <w:r>
-        <w:rPr/>
-        <w:t>getClass().getSimpleName() also returns different values for each object even though it is called from within Animal. Explain why, using the same principle.</w:t>
+        <w:t xml:space="preserve">  getClass().getSimpleName() returns different values for each object even though the call appears inside a method defined in Animal. Explain why it reports the runtime class of the receiver rather than the declared reference type. Distinguish this behavior from overriding sound().</w:t>
       </w:r>
     </w:p>
     <w:tbl>
@@ -2071,6 +2211,9 @@
         <w:gridCol w:w="9360"/>
       </w:tblGrid>
       <w:tr>
+        <w:trPr>
+          <w:cantSplit/>
+        </w:trPr>
         <w:tc>
           <w:tcPr>
             <w:tcW w:w="9360" w:type="dxa"/>
@@ -2099,6 +2242,7 @@
     </w:p>
     <w:p>
       <w:pPr>
+        <w:keepNext/>
         <w:spacing w:before="200" w:after="80"/>
       </w:pPr>
       <w:r>
@@ -2106,15 +2250,16 @@
           <w:b/>
           <w:sz w:val="24"/>
         </w:rPr>
+        <w:lastRenderedPageBreak/>
         <w:t>Trace 5 — Generics and Type Erasure</w:t>
       </w:r>
     </w:p>
     <w:p>
       <w:pPr>
+        <w:keepNext/>
         <w:spacing w:after="80"/>
       </w:pPr>
       <w:r>
-        <w:rPr/>
         <w:t>This program uses generic types and then inspects them at runtime using reflection.</w:t>
       </w:r>
     </w:p>
@@ -2128,6 +2273,9 @@
         <w:gridCol w:w="9360"/>
       </w:tblGrid>
       <w:tr>
+        <w:trPr>
+          <w:cantSplit/>
+        </w:trPr>
         <w:tc>
           <w:tcPr>
             <w:tcW w:w="9360" w:type="dxa"/>
@@ -2328,7 +2476,6 @@
                 <w:rFonts w:ascii="Courier New" w:hAnsi="Courier New"/>
                 <w:sz w:val="19"/>
               </w:rPr>
-              <w:lastRenderedPageBreak/>
               <w:t>}</w:t>
             </w:r>
           </w:p>
@@ -2342,6 +2489,7 @@
     </w:p>
     <w:p>
       <w:pPr>
+        <w:keepNext/>
         <w:spacing w:after="40"/>
       </w:pPr>
       <w:r>
@@ -2364,12 +2512,18 @@
         <w:gridCol w:w="3120"/>
       </w:tblGrid>
       <w:tr>
+        <w:trPr>
+          <w:cantSplit/>
+        </w:trPr>
         <w:tc>
           <w:tcPr>
             <w:tcW w:w="3120" w:type="dxa"/>
             <w:shd w:val="clear" w:color="auto" w:fill="E0E0E0"/>
           </w:tcPr>
           <w:p>
+            <w:pPr>
+              <w:keepNext/>
+            </w:pPr>
             <w:r>
               <w:rPr>
                 <w:b/>
@@ -2385,6 +2539,9 @@
             <w:shd w:val="clear" w:color="auto" w:fill="E0E0E0"/>
           </w:tcPr>
           <w:p>
+            <w:pPr>
+              <w:keepNext/>
+            </w:pPr>
             <w:r>
               <w:rPr>
                 <w:b/>
@@ -2400,6 +2557,9 @@
             <w:shd w:val="clear" w:color="auto" w:fill="E0E0E0"/>
           </w:tcPr>
           <w:p>
+            <w:pPr>
+              <w:keepNext/>
+            </w:pPr>
             <w:r>
               <w:rPr>
                 <w:b/>
@@ -2411,6 +2571,9 @@
         </w:tc>
       </w:tr>
       <w:tr>
+        <w:trPr>
+          <w:cantSplit/>
+        </w:trPr>
         <w:tc>
           <w:tcPr>
             <w:tcW w:w="3120" w:type="dxa"/>
@@ -2456,6 +2619,7 @@
     </w:p>
     <w:p>
       <w:pPr>
+        <w:keepNext/>
         <w:spacing w:before="120" w:after="60"/>
       </w:pPr>
       <w:r>
@@ -2465,7 +2629,6 @@
         <w:t xml:space="preserve">Q12.  </w:t>
       </w:r>
       <w:r>
-        <w:rPr/>
         <w:t>Write the five lines of output this program produces.</w:t>
       </w:r>
     </w:p>
@@ -2479,6 +2642,9 @@
         <w:gridCol w:w="9360"/>
       </w:tblGrid>
       <w:tr>
+        <w:trPr>
+          <w:cantSplit/>
+        </w:trPr>
         <w:tc>
           <w:tcPr>
             <w:tcW w:w="9360" w:type="dxa"/>
@@ -2507,6 +2673,7 @@
     </w:p>
     <w:p>
       <w:pPr>
+        <w:keepNext/>
         <w:spacing w:before="120" w:after="60"/>
       </w:pPr>
       <w:r>
@@ -2516,7 +2683,6 @@
         <w:t xml:space="preserve">Q13.  </w:t>
       </w:r>
       <w:r>
-        <w:rPr/>
         <w:t>The last two lines compare the classes of a List&lt;</w:t>
       </w:r>
       <w:r>
@@ -2527,7 +2693,6 @@
         <w:t>String</w:t>
       </w:r>
       <w:r>
-        <w:rPr/>
         <w:t>&gt; and a List&lt;Integer&gt; and print the class name of strings. What do these two lines reveal about how generic types are represented at runtime? Define the term 'type erasure' in your own words.</w:t>
       </w:r>
     </w:p>
@@ -2541,6 +2706,9 @@
         <w:gridCol w:w="9360"/>
       </w:tblGrid>
       <w:tr>
+        <w:trPr>
+          <w:cantSplit/>
+        </w:trPr>
         <w:tc>
           <w:tcPr>
             <w:tcW w:w="9360" w:type="dxa"/>
@@ -2569,6 +2737,7 @@
     </w:p>
     <w:p>
       <w:pPr>
+        <w:keepNext/>
         <w:spacing w:before="120" w:after="60"/>
       </w:pPr>
       <w:r>
@@ -2578,7 +2747,6 @@
         <w:t xml:space="preserve">Q14.  </w:t>
       </w:r>
       <w:r>
-        <w:rPr/>
         <w:t>Given that generic type information is erased at runtime, how does the Java compiler still enforce type safety for code like 'strings.add(42)'? At what point is the type check performed?</w:t>
       </w:r>
     </w:p>
@@ -2592,6 +2760,9 @@
         <w:gridCol w:w="9360"/>
       </w:tblGrid>
       <w:tr>
+        <w:trPr>
+          <w:cantSplit/>
+        </w:trPr>
         <w:tc>
           <w:tcPr>
             <w:tcW w:w="9360" w:type="dxa"/>
@@ -2620,65 +2791,6 @@
     </w:p>
     <w:p>
       <w:pPr>
-        <w:spacing w:after="80"/>
-      </w:pPr>
-      <w:r>
-        <w:rPr/>
-        <w:t>This question verifies you compiled and ran the programs using your own local Java installation.</w:t>
-      </w:r>
-    </w:p>
-    <w:p>
-      <w:pPr>
-        <w:spacing w:after="80"/>
-      </w:pPr>
-    </w:p>
-    <w:p>
-      <w:pPr>
-        <w:spacing w:after="80"/>
-      </w:pPr>
-      <w:r>
-        <w:rPr/>
-        <w:t>The output identifies the exact version of the Java compiler installed on your machine. Paste it in the box below.</w:t>
-      </w:r>
-    </w:p>
-    <w:tbl>
-      <w:tblPr>
-        <w:tblStyle w:val="TableGrid"/>
-        <w:tblW w:w="0" w:type="auto"/>
-        <w:tblLook w:val="04A0" w:firstRow="1" w:lastRow="0" w:firstColumn="1" w:lastColumn="0" w:noHBand="0" w:noVBand="1"/>
-      </w:tblPr>
-      <w:tblGrid>
-        <w:gridCol w:w="9360"/>
-      </w:tblGrid>
-      <w:tr>
-        <w:tc>
-          <w:tcPr>
-            <w:tcW w:w="9360" w:type="dxa"/>
-            <w:shd w:val="clear" w:color="auto" w:fill="F8F8F8"/>
-          </w:tcPr>
-          <w:p>
-            <w:r>
-              <w:rPr>
-                <w:i/>
-                <w:color w:val="606060"/>
-                <w:sz w:val="20"/>
-              </w:rPr>
-              <w:t>Paste javac -version output here:</w:t>
-            </w:r>
-          </w:p>
-          <w:p/>
-          <w:p/>
-          <w:p/>
-        </w:tc>
-      </w:tr>
-    </w:tbl>
-    <w:p>
-      <w:pPr>
-        <w:spacing w:after="80"/>
-      </w:pPr>
-    </w:p>
-    <w:p>
-      <w:pPr>
         <w:spacing w:before="200" w:after="80"/>
       </w:pPr>
       <w:r>
@@ -2694,8 +2806,7 @@
         <w:spacing w:after="80"/>
       </w:pPr>
       <w:r>
-        <w:rPr/>
-        <w:t>Submit a single PDF named A09_&lt;BU-ID&gt;.pdf containing:</w:t>
+        <w:t>Submit one completed document named A09_&lt;BU-ID&gt;.docx or A09_&lt;BU-ID&gt;.pdf containing:</w:t>
       </w:r>
     </w:p>
     <w:p>
@@ -2708,7 +2819,6 @@
         <w:spacing w:after="40"/>
       </w:pPr>
       <w:r>
-        <w:rPr/>
         <w:t>For each of the five traces: the completed three-column table (predicted output, actual output, explanation) followed by your written answers to each question.</w:t>
       </w:r>
     </w:p>
@@ -2722,19 +2832,7 @@
         <w:spacing w:after="40"/>
       </w:pPr>
       <w:r>
-        <w:rPr/>
-        <w:t>The Q1 (</w:t>
-      </w:r>
-      <w:r>
-        <w:rPr>
-          <w:rFonts w:ascii="Courier New" w:hAnsi="Courier New" w:cs="Courier New"/>
-          <w:color w:val="17375E"/>
-        </w:rPr>
-        <w:t>javac</w:t>
-      </w:r>
-      <w:r>
-        <w:rPr/>
-        <w:t xml:space="preserve"> -version output).</w:t>
+        <w:t>Your answer to Q1, including the exact javac -version output.</w:t>
       </w:r>
     </w:p>
     <w:p>
@@ -2742,19 +2840,23 @@
         <w:spacing w:after="80"/>
       </w:pPr>
       <w:r>
-        <w:rPr/>
-        <w:t>Do not submit .</w:t>
+        <w:t>Do not submit separate .java or .class files. You may leave the supplied source-code listings in this document; you do not need to copy them into your answers.</w:t>
       </w:r>
+    </w:p>
+    <w:p>
+      <w:pPr>
+        <w:spacing w:before="80" w:after="80"/>
+      </w:pPr>
       <w:r>
-        <w:rPr>
-          <w:rFonts w:ascii="Courier New" w:hAnsi="Courier New" w:cs="Courier New"/>
-          <w:color w:val="17375E"/>
-        </w:rPr>
-        <w:t>java</w:t>
+        <w:t>Submit via the Gradescope assignment link posted on the course site.</w:t>
       </w:r>
+    </w:p>
+    <w:p>
+      <w:pPr>
+        <w:spacing w:before="80" w:after="80"/>
+      </w:pPr>
       <w:r>
-        <w:rPr/>
-        <w:t xml:space="preserve"> or .class files. Do not include the source code in your submission — it is already provided.</w:t>
+        <w:t>Type your answers in the provided Answer areas. Submit the DOCX directly, or export a PDF with selectable text using Word’s Save As or Export options. Submit only one format. Do not submit screenshots or a scanned document.</w:t>
       </w:r>
     </w:p>
     <w:sectPr>
@@ -2769,35 +2871,12 @@
       <w:cols w:space="720"/>
       <w:docGrid w:linePitch="360"/>
     </w:sectPr>
-    <w:p>
-      <w:pPr>
-        <w:spacing w:before="80" w:after="80"/>
-      </w:pPr>
-      <w:r>
-        <w:rPr>
-          <w:sz w:val="22"/>
-        </w:rPr>
-        <w:t>Submit via the Gradescope assignment link posted on the course site.</w:t>
-      </w:r>
-    </w:p>
-    <w:p>
-      <w:pPr>
-        <w:spacing w:before="80" w:after="80"/>
-      </w:pPr>
-      <w:r>
-        <w:rPr>
-          <w:sz w:val="22"/>
-        </w:rPr>
-        <w:t>Work directly in this document — type your answers in the Answer boxes provided. When finished, export to PDF (File → Export as PDF on macOS; File → Save As → PDF on Windows) and submit the PDF file as described below.</w:t>
-      </w:r>
-    </w:p>
-    &gt;
   </w:body>
 </w:document>
 </file>
 
 <file path=word/endnotes.xml><?xml version="1.0" encoding="utf-8"?>
-<w:endnotes xmlns:wpc="http://schemas.microsoft.com/office/word/2010/wordprocessingCanvas" xmlns:cx="http://schemas.microsoft.com/office/drawing/2014/chartex" xmlns:cx1="http://schemas.microsoft.com/office/drawing/2015/9/8/chartex" xmlns:cx2="http://schemas.microsoft.com/office/drawing/2015/10/21/chartex" xmlns:cx3="http://schemas.microsoft.com/office/drawing/2016/5/9/chartex" xmlns:cx4="http://schemas.microsoft.com/office/drawing/2016/5/10/chartex" xmlns:cx5="http://schemas.microsoft.com/office/drawing/2016/5/11/chartex" xmlns:cx6="http://schemas.microsoft.com/office/drawing/2016/5/12/chartex" xmlns:cx7="http://schemas.microsoft.com/office/drawing/2016/5/13/chartex" xmlns:cx8="http://schemas.microsoft.com/office/drawing/2016/5/14/chartex" xmlns:mc="http://schemas.openxmlformats.org/markup-compatibility/2006" xmlns:m="http://schemas.openxmlformats.org/officeDocument/2006/math" xmlns:aink="http://schemas.microsoft.com/office/drawing/2016/ink" xmlns:am3d="http://schemas.microsoft.com/office/drawing/2017/model3d" xmlns:oel="http://schemas.microsoft.com/office/2019/extlst" xmlns:r="http://schemas.openxmlformats.org/officeDocument/2006/relationships" xmlns:wp14="http://schemas.microsoft.com/office/word/2010/wordprocessingDrawing" xmlns:wp="http://schemas.openxmlformats.org/drawingml/2006/wordprocessingDrawing" xmlns:wpg="http://schemas.microsoft.com/office/word/2010/wordprocessingGroup" xmlns:wpi="http://schemas.microsoft.com/office/word/2010/wordprocessingInk" xmlns:wps="http://schemas.microsoft.com/office/word/2010/wordprocessingShape" xmlns:o="urn:schemas-microsoft-com:office:office" xmlns:v="urn:schemas-microsoft-com:vml" xmlns:w10="urn:schemas-microsoft-com:office:word" xmlns:w="http://schemas.openxmlformats.org/wordprocessingml/2006/main" xmlns:w14="http://schemas.microsoft.com/office/word/2010/wordml" xmlns:w15="http://schemas.microsoft.com/office/word/2012/wordml" xmlns:w16cei="http://schemas.microsoft.com/office/word/2026/wordml/cei" xmlns:w16cex="http://schemas.microsoft.com/office/word/2018/wordml/cex" xmlns:w16cid="http://schemas.microsoft.com/office/word/2016/wordml/cid" xmlns:w16="http://schemas.microsoft.com/office/word/2018/wordml" xmlns:w16sdtdh="http://schemas.microsoft.com/office/word/2020/wordml/sdtdatahash" xmlns:w16sdtfl="http://schemas.microsoft.com/office/word/2024/wordml/sdtformatlock" xmlns:w16se="http://schemas.microsoft.com/office/word/2015/wordml/symex" xmlns:w16du="http://schemas.microsoft.com/office/word/2023/wordml/word16du" xmlns:wne="http://schemas.microsoft.com/office/word/2006/wordml" mc:Ignorable="w14 w15 w16se w16cid w16 w16cex w16sdtdh w16sdtfl w16du wp14">
+<w:endnotes xmlns:wpc="http://schemas.microsoft.com/office/word/2010/wordprocessingCanvas" xmlns:cx="http://schemas.microsoft.com/office/drawing/2014/chartex" xmlns:cx1="http://schemas.microsoft.com/office/drawing/2015/9/8/chartex" xmlns:cx2="http://schemas.microsoft.com/office/drawing/2015/10/21/chartex" xmlns:cx3="http://schemas.microsoft.com/office/drawing/2016/5/9/chartex" xmlns:cx4="http://schemas.microsoft.com/office/drawing/2016/5/10/chartex" xmlns:cx5="http://schemas.microsoft.com/office/drawing/2016/5/11/chartex" xmlns:cx6="http://schemas.microsoft.com/office/drawing/2016/5/12/chartex" xmlns:cx7="http://schemas.microsoft.com/office/drawing/2016/5/13/chartex" xmlns:cx8="http://schemas.microsoft.com/office/drawing/2016/5/14/chartex" xmlns:mc="http://schemas.openxmlformats.org/markup-compatibility/2006" xmlns:aink="http://schemas.microsoft.com/office/drawing/2016/ink" xmlns:am3d="http://schemas.microsoft.com/office/drawing/2017/model3d" xmlns:o="urn:schemas-microsoft-com:office:office" xmlns:oel="http://schemas.microsoft.com/office/2019/extlst" xmlns:r="http://schemas.openxmlformats.org/officeDocument/2006/relationships" xmlns:m="http://schemas.openxmlformats.org/officeDocument/2006/math" xmlns:v="urn:schemas-microsoft-com:vml" xmlns:wp14="http://schemas.microsoft.com/office/word/2010/wordprocessingDrawing" xmlns:wp="http://schemas.openxmlformats.org/drawingml/2006/wordprocessingDrawing" xmlns:w10="urn:schemas-microsoft-com:office:word" xmlns:w="http://schemas.openxmlformats.org/wordprocessingml/2006/main" xmlns:w14="http://schemas.microsoft.com/office/word/2010/wordml" xmlns:w15="http://schemas.microsoft.com/office/word/2012/wordml" xmlns:w16cex="http://schemas.microsoft.com/office/word/2018/wordml/cex" xmlns:w16cid="http://schemas.microsoft.com/office/word/2016/wordml/cid" xmlns:w16="http://schemas.microsoft.com/office/word/2018/wordml" xmlns:w16du="http://schemas.microsoft.com/office/word/2023/wordml/word16du" xmlns:w16sdtdh="http://schemas.microsoft.com/office/word/2020/wordml/sdtdatahash" xmlns:w16sdtfl="http://schemas.microsoft.com/office/word/2024/wordml/sdtformatlock" xmlns:w16se="http://schemas.microsoft.com/office/word/2015/wordml/symex" xmlns:wpg="http://schemas.microsoft.com/office/word/2010/wordprocessingGroup" xmlns:wpi="http://schemas.microsoft.com/office/word/2010/wordprocessingInk" xmlns:wne="http://schemas.microsoft.com/office/word/2006/wordml" xmlns:wps="http://schemas.microsoft.com/office/word/2010/wordprocessingShape" mc:Ignorable="w14 w15 w16se w16cid w16 w16cex w16sdtdh w16sdtfl w16du wp14">
   <w:endnote w:type="separator" w:id="-1">
     <w:p>
       <w:pPr>
@@ -2822,7 +2901,7 @@
 </file>
 
 <file path=word/footer1.xml><?xml version="1.0" encoding="utf-8"?>
-<w:ftr xmlns:wpc="http://schemas.microsoft.com/office/word/2010/wordprocessingCanvas" xmlns:cx="http://schemas.microsoft.com/office/drawing/2014/chartex" xmlns:cx1="http://schemas.microsoft.com/office/drawing/2015/9/8/chartex" xmlns:cx2="http://schemas.microsoft.com/office/drawing/2015/10/21/chartex" xmlns:cx3="http://schemas.microsoft.com/office/drawing/2016/5/9/chartex" xmlns:cx4="http://schemas.microsoft.com/office/drawing/2016/5/10/chartex" xmlns:cx5="http://schemas.microsoft.com/office/drawing/2016/5/11/chartex" xmlns:cx6="http://schemas.microsoft.com/office/drawing/2016/5/12/chartex" xmlns:cx7="http://schemas.microsoft.com/office/drawing/2016/5/13/chartex" xmlns:cx8="http://schemas.microsoft.com/office/drawing/2016/5/14/chartex" xmlns:mc="http://schemas.openxmlformats.org/markup-compatibility/2006" xmlns:m="http://schemas.openxmlformats.org/officeDocument/2006/math" xmlns:aink="http://schemas.microsoft.com/office/drawing/2016/ink" xmlns:am3d="http://schemas.microsoft.com/office/drawing/2017/model3d" xmlns:oel="http://schemas.microsoft.com/office/2019/extlst" xmlns:r="http://schemas.openxmlformats.org/officeDocument/2006/relationships" xmlns:wp14="http://schemas.microsoft.com/office/word/2010/wordprocessingDrawing" xmlns:wp="http://schemas.openxmlformats.org/drawingml/2006/wordprocessingDrawing" xmlns:wpg="http://schemas.microsoft.com/office/word/2010/wordprocessingGroup" xmlns:wpi="http://schemas.microsoft.com/office/word/2010/wordprocessingInk" xmlns:wps="http://schemas.microsoft.com/office/word/2010/wordprocessingShape" xmlns:o="urn:schemas-microsoft-com:office:office" xmlns:v="urn:schemas-microsoft-com:vml" xmlns:w10="urn:schemas-microsoft-com:office:word" xmlns:w="http://schemas.openxmlformats.org/wordprocessingml/2006/main" xmlns:w14="http://schemas.microsoft.com/office/word/2010/wordml" xmlns:w15="http://schemas.microsoft.com/office/word/2012/wordml" xmlns:w16cei="http://schemas.microsoft.com/office/word/2026/wordml/cei" xmlns:w16cex="http://schemas.microsoft.com/office/word/2018/wordml/cex" xmlns:w16cid="http://schemas.microsoft.com/office/word/2016/wordml/cid" xmlns:w16="http://schemas.microsoft.com/office/word/2018/wordml" xmlns:w16sdtdh="http://schemas.microsoft.com/office/word/2020/wordml/sdtdatahash" xmlns:w16sdtfl="http://schemas.microsoft.com/office/word/2024/wordml/sdtformatlock" xmlns:w16se="http://schemas.microsoft.com/office/word/2015/wordml/symex" xmlns:w16du="http://schemas.microsoft.com/office/word/2023/wordml/word16du" xmlns:wne="http://schemas.microsoft.com/office/word/2006/wordml" mc:Ignorable="w14 w15 w16se w16cid w16 w16cex w16sdtdh w16sdtfl w16du wp14">
+<w:ftr xmlns:wpc="http://schemas.microsoft.com/office/word/2010/wordprocessingCanvas" xmlns:cx="http://schemas.microsoft.com/office/drawing/2014/chartex" xmlns:cx1="http://schemas.microsoft.com/office/drawing/2015/9/8/chartex" xmlns:cx2="http://schemas.microsoft.com/office/drawing/2015/10/21/chartex" xmlns:cx3="http://schemas.microsoft.com/office/drawing/2016/5/9/chartex" xmlns:cx4="http://schemas.microsoft.com/office/drawing/2016/5/10/chartex" xmlns:cx5="http://schemas.microsoft.com/office/drawing/2016/5/11/chartex" xmlns:cx6="http://schemas.microsoft.com/office/drawing/2016/5/12/chartex" xmlns:cx7="http://schemas.microsoft.com/office/drawing/2016/5/13/chartex" xmlns:cx8="http://schemas.microsoft.com/office/drawing/2016/5/14/chartex" xmlns:mc="http://schemas.openxmlformats.org/markup-compatibility/2006" xmlns:aink="http://schemas.microsoft.com/office/drawing/2016/ink" xmlns:am3d="http://schemas.microsoft.com/office/drawing/2017/model3d" xmlns:o="urn:schemas-microsoft-com:office:office" xmlns:oel="http://schemas.microsoft.com/office/2019/extlst" xmlns:r="http://schemas.openxmlformats.org/officeDocument/2006/relationships" xmlns:m="http://schemas.openxmlformats.org/officeDocument/2006/math" xmlns:v="urn:schemas-microsoft-com:vml" xmlns:wp14="http://schemas.microsoft.com/office/word/2010/wordprocessingDrawing" xmlns:wp="http://schemas.openxmlformats.org/drawingml/2006/wordprocessingDrawing" xmlns:w10="urn:schemas-microsoft-com:office:word" xmlns:w="http://schemas.openxmlformats.org/wordprocessingml/2006/main" xmlns:w14="http://schemas.microsoft.com/office/word/2010/wordml" xmlns:w15="http://schemas.microsoft.com/office/word/2012/wordml" xmlns:w16cex="http://schemas.microsoft.com/office/word/2018/wordml/cex" xmlns:w16cid="http://schemas.microsoft.com/office/word/2016/wordml/cid" xmlns:w16="http://schemas.microsoft.com/office/word/2018/wordml" xmlns:w16du="http://schemas.microsoft.com/office/word/2023/wordml/word16du" xmlns:w16sdtdh="http://schemas.microsoft.com/office/word/2020/wordml/sdtdatahash" xmlns:w16sdtfl="http://schemas.microsoft.com/office/word/2024/wordml/sdtformatlock" xmlns:w16se="http://schemas.microsoft.com/office/word/2015/wordml/symex" xmlns:wpg="http://schemas.microsoft.com/office/word/2010/wordprocessingGroup" xmlns:wpi="http://schemas.microsoft.com/office/word/2010/wordprocessingInk" xmlns:wne="http://schemas.microsoft.com/office/word/2006/wordml" xmlns:wps="http://schemas.microsoft.com/office/word/2010/wordprocessingShape" mc:Ignorable="w14 w15 w16se w16cid w16 w16cex w16sdtdh w16sdtfl w16du wp14">
   <w:p>
     <w:pPr>
       <w:pStyle w:val="Footer"/>
@@ -2832,7 +2911,7 @@
 </file>
 
 <file path=word/footer2.xml><?xml version="1.0" encoding="utf-8"?>
-<w:ftr xmlns:wpc="http://schemas.microsoft.com/office/word/2010/wordprocessingCanvas" xmlns:cx="http://schemas.microsoft.com/office/drawing/2014/chartex" xmlns:cx1="http://schemas.microsoft.com/office/drawing/2015/9/8/chartex" xmlns:cx2="http://schemas.microsoft.com/office/drawing/2015/10/21/chartex" xmlns:cx3="http://schemas.microsoft.com/office/drawing/2016/5/9/chartex" xmlns:cx4="http://schemas.microsoft.com/office/drawing/2016/5/10/chartex" xmlns:cx5="http://schemas.microsoft.com/office/drawing/2016/5/11/chartex" xmlns:cx6="http://schemas.microsoft.com/office/drawing/2016/5/12/chartex" xmlns:cx7="http://schemas.microsoft.com/office/drawing/2016/5/13/chartex" xmlns:cx8="http://schemas.microsoft.com/office/drawing/2016/5/14/chartex" xmlns:mc="http://schemas.openxmlformats.org/markup-compatibility/2006" xmlns:m="http://schemas.openxmlformats.org/officeDocument/2006/math" xmlns:aink="http://schemas.microsoft.com/office/drawing/2016/ink" xmlns:am3d="http://schemas.microsoft.com/office/drawing/2017/model3d" xmlns:oel="http://schemas.microsoft.com/office/2019/extlst" xmlns:r="http://schemas.openxmlformats.org/officeDocument/2006/relationships" xmlns:wp14="http://schemas.microsoft.com/office/word/2010/wordprocessingDrawing" xmlns:wp="http://schemas.openxmlformats.org/drawingml/2006/wordprocessingDrawing" xmlns:wpg="http://schemas.microsoft.com/office/word/2010/wordprocessingGroup" xmlns:wpi="http://schemas.microsoft.com/office/word/2010/wordprocessingInk" xmlns:wps="http://schemas.microsoft.com/office/word/2010/wordprocessingShape" xmlns:o="urn:schemas-microsoft-com:office:office" xmlns:v="urn:schemas-microsoft-com:vml" xmlns:w10="urn:schemas-microsoft-com:office:word" xmlns:w="http://schemas.openxmlformats.org/wordprocessingml/2006/main" xmlns:w14="http://schemas.microsoft.com/office/word/2010/wordml" xmlns:w15="http://schemas.microsoft.com/office/word/2012/wordml" xmlns:w16cei="http://schemas.microsoft.com/office/word/2026/wordml/cei" xmlns:w16cex="http://schemas.microsoft.com/office/word/2018/wordml/cex" xmlns:w16cid="http://schemas.microsoft.com/office/word/2016/wordml/cid" xmlns:w16="http://schemas.microsoft.com/office/word/2018/wordml" xmlns:w16sdtdh="http://schemas.microsoft.com/office/word/2020/wordml/sdtdatahash" xmlns:w16sdtfl="http://schemas.microsoft.com/office/word/2024/wordml/sdtformatlock" xmlns:w16se="http://schemas.microsoft.com/office/word/2015/wordml/symex" xmlns:w16du="http://schemas.microsoft.com/office/word/2023/wordml/word16du" xmlns:wne="http://schemas.microsoft.com/office/word/2006/wordml" mc:Ignorable="w14 w15 w16se w16cid w16 w16cex w16sdtdh w16sdtfl w16du wp14">
+<w:ftr xmlns:wpc="http://schemas.microsoft.com/office/word/2010/wordprocessingCanvas" xmlns:cx="http://schemas.microsoft.com/office/drawing/2014/chartex" xmlns:cx1="http://schemas.microsoft.com/office/drawing/2015/9/8/chartex" xmlns:cx2="http://schemas.microsoft.com/office/drawing/2015/10/21/chartex" xmlns:cx3="http://schemas.microsoft.com/office/drawing/2016/5/9/chartex" xmlns:cx4="http://schemas.microsoft.com/office/drawing/2016/5/10/chartex" xmlns:cx5="http://schemas.microsoft.com/office/drawing/2016/5/11/chartex" xmlns:cx6="http://schemas.microsoft.com/office/drawing/2016/5/12/chartex" xmlns:cx7="http://schemas.microsoft.com/office/drawing/2016/5/13/chartex" xmlns:cx8="http://schemas.microsoft.com/office/drawing/2016/5/14/chartex" xmlns:mc="http://schemas.openxmlformats.org/markup-compatibility/2006" xmlns:aink="http://schemas.microsoft.com/office/drawing/2016/ink" xmlns:am3d="http://schemas.microsoft.com/office/drawing/2017/model3d" xmlns:o="urn:schemas-microsoft-com:office:office" xmlns:oel="http://schemas.microsoft.com/office/2019/extlst" xmlns:r="http://schemas.openxmlformats.org/officeDocument/2006/relationships" xmlns:m="http://schemas.openxmlformats.org/officeDocument/2006/math" xmlns:v="urn:schemas-microsoft-com:vml" xmlns:wp14="http://schemas.microsoft.com/office/word/2010/wordprocessingDrawing" xmlns:wp="http://schemas.openxmlformats.org/drawingml/2006/wordprocessingDrawing" xmlns:w10="urn:schemas-microsoft-com:office:word" xmlns:w="http://schemas.openxmlformats.org/wordprocessingml/2006/main" xmlns:w14="http://schemas.microsoft.com/office/word/2010/wordml" xmlns:w15="http://schemas.microsoft.com/office/word/2012/wordml" xmlns:w16cex="http://schemas.microsoft.com/office/word/2018/wordml/cex" xmlns:w16cid="http://schemas.microsoft.com/office/word/2016/wordml/cid" xmlns:w16="http://schemas.microsoft.com/office/word/2018/wordml" xmlns:w16du="http://schemas.microsoft.com/office/word/2023/wordml/word16du" xmlns:w16sdtdh="http://schemas.microsoft.com/office/word/2020/wordml/sdtdatahash" xmlns:w16sdtfl="http://schemas.microsoft.com/office/word/2024/wordml/sdtformatlock" xmlns:w16se="http://schemas.microsoft.com/office/word/2015/wordml/symex" xmlns:wpg="http://schemas.microsoft.com/office/word/2010/wordprocessingGroup" xmlns:wpi="http://schemas.microsoft.com/office/word/2010/wordprocessingInk" xmlns:wne="http://schemas.microsoft.com/office/word/2006/wordml" xmlns:wps="http://schemas.microsoft.com/office/word/2010/wordprocessingShape" mc:Ignorable="w14 w15 w16se w16cid w16 w16cex w16sdtdh w16sdtfl w16du wp14">
   <w:p>
     <w:pPr>
       <w:pStyle w:val="Footer"/>
@@ -2842,7 +2921,7 @@
 </file>
 
 <file path=word/footer3.xml><?xml version="1.0" encoding="utf-8"?>
-<w:ftr xmlns:wpc="http://schemas.microsoft.com/office/word/2010/wordprocessingCanvas" xmlns:cx="http://schemas.microsoft.com/office/drawing/2014/chartex" xmlns:cx1="http://schemas.microsoft.com/office/drawing/2015/9/8/chartex" xmlns:cx2="http://schemas.microsoft.com/office/drawing/2015/10/21/chartex" xmlns:cx3="http://schemas.microsoft.com/office/drawing/2016/5/9/chartex" xmlns:cx4="http://schemas.microsoft.com/office/drawing/2016/5/10/chartex" xmlns:cx5="http://schemas.microsoft.com/office/drawing/2016/5/11/chartex" xmlns:cx6="http://schemas.microsoft.com/office/drawing/2016/5/12/chartex" xmlns:cx7="http://schemas.microsoft.com/office/drawing/2016/5/13/chartex" xmlns:cx8="http://schemas.microsoft.com/office/drawing/2016/5/14/chartex" xmlns:mc="http://schemas.openxmlformats.org/markup-compatibility/2006" xmlns:m="http://schemas.openxmlformats.org/officeDocument/2006/math" xmlns:aink="http://schemas.microsoft.com/office/drawing/2016/ink" xmlns:am3d="http://schemas.microsoft.com/office/drawing/2017/model3d" xmlns:oel="http://schemas.microsoft.com/office/2019/extlst" xmlns:r="http://schemas.openxmlformats.org/officeDocument/2006/relationships" xmlns:wp14="http://schemas.microsoft.com/office/word/2010/wordprocessingDrawing" xmlns:wp="http://schemas.openxmlformats.org/drawingml/2006/wordprocessingDrawing" xmlns:wpg="http://schemas.microsoft.com/office/word/2010/wordprocessingGroup" xmlns:wpi="http://schemas.microsoft.com/office/word/2010/wordprocessingInk" xmlns:wps="http://schemas.microsoft.com/office/word/2010/wordprocessingShape" xmlns:o="urn:schemas-microsoft-com:office:office" xmlns:v="urn:schemas-microsoft-com:vml" xmlns:w10="urn:schemas-microsoft-com:office:word" xmlns:w="http://schemas.openxmlformats.org/wordprocessingml/2006/main" xmlns:w14="http://schemas.microsoft.com/office/word/2010/wordml" xmlns:w15="http://schemas.microsoft.com/office/word/2012/wordml" xmlns:w16cei="http://schemas.microsoft.com/office/word/2026/wordml/cei" xmlns:w16cex="http://schemas.microsoft.com/office/word/2018/wordml/cex" xmlns:w16cid="http://schemas.microsoft.com/office/word/2016/wordml/cid" xmlns:w16="http://schemas.microsoft.com/office/word/2018/wordml" xmlns:w16sdtdh="http://schemas.microsoft.com/office/word/2020/wordml/sdtdatahash" xmlns:w16sdtfl="http://schemas.microsoft.com/office/word/2024/wordml/sdtformatlock" xmlns:w16se="http://schemas.microsoft.com/office/word/2015/wordml/symex" xmlns:w16du="http://schemas.microsoft.com/office/word/2023/wordml/word16du" xmlns:wne="http://schemas.microsoft.com/office/word/2006/wordml" mc:Ignorable="w14 w15 w16se w16cid w16 w16cex w16sdtdh w16sdtfl w16du wp14">
+<w:ftr xmlns:wpc="http://schemas.microsoft.com/office/word/2010/wordprocessingCanvas" xmlns:cx="http://schemas.microsoft.com/office/drawing/2014/chartex" xmlns:cx1="http://schemas.microsoft.com/office/drawing/2015/9/8/chartex" xmlns:cx2="http://schemas.microsoft.com/office/drawing/2015/10/21/chartex" xmlns:cx3="http://schemas.microsoft.com/office/drawing/2016/5/9/chartex" xmlns:cx4="http://schemas.microsoft.com/office/drawing/2016/5/10/chartex" xmlns:cx5="http://schemas.microsoft.com/office/drawing/2016/5/11/chartex" xmlns:cx6="http://schemas.microsoft.com/office/drawing/2016/5/12/chartex" xmlns:cx7="http://schemas.microsoft.com/office/drawing/2016/5/13/chartex" xmlns:cx8="http://schemas.microsoft.com/office/drawing/2016/5/14/chartex" xmlns:mc="http://schemas.openxmlformats.org/markup-compatibility/2006" xmlns:aink="http://schemas.microsoft.com/office/drawing/2016/ink" xmlns:am3d="http://schemas.microsoft.com/office/drawing/2017/model3d" xmlns:o="urn:schemas-microsoft-com:office:office" xmlns:oel="http://schemas.microsoft.com/office/2019/extlst" xmlns:r="http://schemas.openxmlformats.org/officeDocument/2006/relationships" xmlns:m="http://schemas.openxmlformats.org/officeDocument/2006/math" xmlns:v="urn:schemas-microsoft-com:vml" xmlns:wp14="http://schemas.microsoft.com/office/word/2010/wordprocessingDrawing" xmlns:wp="http://schemas.openxmlformats.org/drawingml/2006/wordprocessingDrawing" xmlns:w10="urn:schemas-microsoft-com:office:word" xmlns:w="http://schemas.openxmlformats.org/wordprocessingml/2006/main" xmlns:w14="http://schemas.microsoft.com/office/word/2010/wordml" xmlns:w15="http://schemas.microsoft.com/office/word/2012/wordml" xmlns:w16cex="http://schemas.microsoft.com/office/word/2018/wordml/cex" xmlns:w16cid="http://schemas.microsoft.com/office/word/2016/wordml/cid" xmlns:w16="http://schemas.microsoft.com/office/word/2018/wordml" xmlns:w16du="http://schemas.microsoft.com/office/word/2023/wordml/word16du" xmlns:w16sdtdh="http://schemas.microsoft.com/office/word/2020/wordml/sdtdatahash" xmlns:w16sdtfl="http://schemas.microsoft.com/office/word/2024/wordml/sdtformatlock" xmlns:w16se="http://schemas.microsoft.com/office/word/2015/wordml/symex" xmlns:wpg="http://schemas.microsoft.com/office/word/2010/wordprocessingGroup" xmlns:wpi="http://schemas.microsoft.com/office/word/2010/wordprocessingInk" xmlns:wne="http://schemas.microsoft.com/office/word/2006/wordml" xmlns:wps="http://schemas.microsoft.com/office/word/2010/wordprocessingShape" mc:Ignorable="w14 w15 w16se w16cid w16 w16cex w16sdtdh w16sdtfl w16du wp14">
   <w:p>
     <w:pPr>
       <w:pStyle w:val="Footer"/>
@@ -2852,7 +2931,7 @@
 </file>
 
 <file path=word/footnotes.xml><?xml version="1.0" encoding="utf-8"?>
-<w:footnotes xmlns:wpc="http://schemas.microsoft.com/office/word/2010/wordprocessingCanvas" xmlns:cx="http://schemas.microsoft.com/office/drawing/2014/chartex" xmlns:cx1="http://schemas.microsoft.com/office/drawing/2015/9/8/chartex" xmlns:cx2="http://schemas.microsoft.com/office/drawing/2015/10/21/chartex" xmlns:cx3="http://schemas.microsoft.com/office/drawing/2016/5/9/chartex" xmlns:cx4="http://schemas.microsoft.com/office/drawing/2016/5/10/chartex" xmlns:cx5="http://schemas.microsoft.com/office/drawing/2016/5/11/chartex" xmlns:cx6="http://schemas.microsoft.com/office/drawing/2016/5/12/chartex" xmlns:cx7="http://schemas.microsoft.com/office/drawing/2016/5/13/chartex" xmlns:cx8="http://schemas.microsoft.com/office/drawing/2016/5/14/chartex" xmlns:mc="http://schemas.openxmlformats.org/markup-compatibility/2006" xmlns:m="http://schemas.openxmlformats.org/officeDocument/2006/math" xmlns:aink="http://schemas.microsoft.com/office/drawing/2016/ink" xmlns:am3d="http://schemas.microsoft.com/office/drawing/2017/model3d" xmlns:oel="http://schemas.microsoft.com/office/2019/extlst" xmlns:r="http://schemas.openxmlformats.org/officeDocument/2006/relationships" xmlns:wp14="http://schemas.microsoft.com/office/word/2010/wordprocessingDrawing" xmlns:wp="http://schemas.openxmlformats.org/drawingml/2006/wordprocessingDrawing" xmlns:wpg="http://schemas.microsoft.com/office/word/2010/wordprocessingGroup" xmlns:wpi="http://schemas.microsoft.com/office/word/2010/wordprocessingInk" xmlns:wps="http://schemas.microsoft.com/office/word/2010/wordprocessingShape" xmlns:o="urn:schemas-microsoft-com:office:office" xmlns:v="urn:schemas-microsoft-com:vml" xmlns:w10="urn:schemas-microsoft-com:office:word" xmlns:w="http://schemas.openxmlformats.org/wordprocessingml/2006/main" xmlns:w14="http://schemas.microsoft.com/office/word/2010/wordml" xmlns:w15="http://schemas.microsoft.com/office/word/2012/wordml" xmlns:w16cei="http://schemas.microsoft.com/office/word/2026/wordml/cei" xmlns:w16cex="http://schemas.microsoft.com/office/word/2018/wordml/cex" xmlns:w16cid="http://schemas.microsoft.com/office/word/2016/wordml/cid" xmlns:w16="http://schemas.microsoft.com/office/word/2018/wordml" xmlns:w16sdtdh="http://schemas.microsoft.com/office/word/2020/wordml/sdtdatahash" xmlns:w16sdtfl="http://schemas.microsoft.com/office/word/2024/wordml/sdtformatlock" xmlns:w16se="http://schemas.microsoft.com/office/word/2015/wordml/symex" xmlns:w16du="http://schemas.microsoft.com/office/word/2023/wordml/word16du" xmlns:wne="http://schemas.microsoft.com/office/word/2006/wordml" mc:Ignorable="w14 w15 w16se w16cid w16 w16cex w16sdtdh w16sdtfl w16du wp14">
+<w:footnotes xmlns:wpc="http://schemas.microsoft.com/office/word/2010/wordprocessingCanvas" xmlns:cx="http://schemas.microsoft.com/office/drawing/2014/chartex" xmlns:cx1="http://schemas.microsoft.com/office/drawing/2015/9/8/chartex" xmlns:cx2="http://schemas.microsoft.com/office/drawing/2015/10/21/chartex" xmlns:cx3="http://schemas.microsoft.com/office/drawing/2016/5/9/chartex" xmlns:cx4="http://schemas.microsoft.com/office/drawing/2016/5/10/chartex" xmlns:cx5="http://schemas.microsoft.com/office/drawing/2016/5/11/chartex" xmlns:cx6="http://schemas.microsoft.com/office/drawing/2016/5/12/chartex" xmlns:cx7="http://schemas.microsoft.com/office/drawing/2016/5/13/chartex" xmlns:cx8="http://schemas.microsoft.com/office/drawing/2016/5/14/chartex" xmlns:mc="http://schemas.openxmlformats.org/markup-compatibility/2006" xmlns:aink="http://schemas.microsoft.com/office/drawing/2016/ink" xmlns:am3d="http://schemas.microsoft.com/office/drawing/2017/model3d" xmlns:o="urn:schemas-microsoft-com:office:office" xmlns:oel="http://schemas.microsoft.com/office/2019/extlst" xmlns:r="http://schemas.openxmlformats.org/officeDocument/2006/relationships" xmlns:m="http://schemas.openxmlformats.org/officeDocument/2006/math" xmlns:v="urn:schemas-microsoft-com:vml" xmlns:wp14="http://schemas.microsoft.com/office/word/2010/wordprocessingDrawing" xmlns:wp="http://schemas.openxmlformats.org/drawingml/2006/wordprocessingDrawing" xmlns:w10="urn:schemas-microsoft-com:office:word" xmlns:w="http://schemas.openxmlformats.org/wordprocessingml/2006/main" xmlns:w14="http://schemas.microsoft.com/office/word/2010/wordml" xmlns:w15="http://schemas.microsoft.com/office/word/2012/wordml" xmlns:w16cex="http://schemas.microsoft.com/office/word/2018/wordml/cex" xmlns:w16cid="http://schemas.microsoft.com/office/word/2016/wordml/cid" xmlns:w16="http://schemas.microsoft.com/office/word/2018/wordml" xmlns:w16du="http://schemas.microsoft.com/office/word/2023/wordml/word16du" xmlns:w16sdtdh="http://schemas.microsoft.com/office/word/2020/wordml/sdtdatahash" xmlns:w16sdtfl="http://schemas.microsoft.com/office/word/2024/wordml/sdtformatlock" xmlns:w16se="http://schemas.microsoft.com/office/word/2015/wordml/symex" xmlns:wpg="http://schemas.microsoft.com/office/word/2010/wordprocessingGroup" xmlns:wpi="http://schemas.microsoft.com/office/word/2010/wordprocessingInk" xmlns:wne="http://schemas.microsoft.com/office/word/2006/wordml" xmlns:wps="http://schemas.microsoft.com/office/word/2010/wordprocessingShape" mc:Ignorable="w14 w15 w16se w16cid w16 w16cex w16sdtdh w16sdtfl w16du wp14">
   <w:footnote w:type="separator" w:id="-1">
     <w:p>
       <w:pPr>
@@ -2877,7 +2956,7 @@
 </file>
 
 <file path=word/header1.xml><?xml version="1.0" encoding="utf-8"?>
-<w:hdr xmlns:wpc="http://schemas.microsoft.com/office/word/2010/wordprocessingCanvas" xmlns:cx="http://schemas.microsoft.com/office/drawing/2014/chartex" xmlns:cx1="http://schemas.microsoft.com/office/drawing/2015/9/8/chartex" xmlns:cx2="http://schemas.microsoft.com/office/drawing/2015/10/21/chartex" xmlns:cx3="http://schemas.microsoft.com/office/drawing/2016/5/9/chartex" xmlns:cx4="http://schemas.microsoft.com/office/drawing/2016/5/10/chartex" xmlns:cx5="http://schemas.microsoft.com/office/drawing/2016/5/11/chartex" xmlns:cx6="http://schemas.microsoft.com/office/drawing/2016/5/12/chartex" xmlns:cx7="http://schemas.microsoft.com/office/drawing/2016/5/13/chartex" xmlns:cx8="http://schemas.microsoft.com/office/drawing/2016/5/14/chartex" xmlns:mc="http://schemas.openxmlformats.org/markup-compatibility/2006" xmlns:m="http://schemas.openxmlformats.org/officeDocument/2006/math" xmlns:aink="http://schemas.microsoft.com/office/drawing/2016/ink" xmlns:am3d="http://schemas.microsoft.com/office/drawing/2017/model3d" xmlns:oel="http://schemas.microsoft.com/office/2019/extlst" xmlns:r="http://schemas.openxmlformats.org/officeDocument/2006/relationships" xmlns:wp14="http://schemas.microsoft.com/office/word/2010/wordprocessingDrawing" xmlns:wp="http://schemas.openxmlformats.org/drawingml/2006/wordprocessingDrawing" xmlns:wpg="http://schemas.microsoft.com/office/word/2010/wordprocessingGroup" xmlns:wpi="http://schemas.microsoft.com/office/word/2010/wordprocessingInk" xmlns:wps="http://schemas.microsoft.com/office/word/2010/wordprocessingShape" xmlns:o="urn:schemas-microsoft-com:office:office" xmlns:v="urn:schemas-microsoft-com:vml" xmlns:w10="urn:schemas-microsoft-com:office:word" xmlns:w="http://schemas.openxmlformats.org/wordprocessingml/2006/main" xmlns:w14="http://schemas.microsoft.com/office/word/2010/wordml" xmlns:w15="http://schemas.microsoft.com/office/word/2012/wordml" xmlns:w16cei="http://schemas.microsoft.com/office/word/2026/wordml/cei" xmlns:w16cex="http://schemas.microsoft.com/office/word/2018/wordml/cex" xmlns:w16cid="http://schemas.microsoft.com/office/word/2016/wordml/cid" xmlns:w16="http://schemas.microsoft.com/office/word/2018/wordml" xmlns:w16sdtdh="http://schemas.microsoft.com/office/word/2020/wordml/sdtdatahash" xmlns:w16sdtfl="http://schemas.microsoft.com/office/word/2024/wordml/sdtformatlock" xmlns:w16se="http://schemas.microsoft.com/office/word/2015/wordml/symex" xmlns:w16du="http://schemas.microsoft.com/office/word/2023/wordml/word16du" xmlns:wne="http://schemas.microsoft.com/office/word/2006/wordml" mc:Ignorable="w14 w15 w16se w16cid w16 w16cex w16sdtdh w16sdtfl w16du wp14">
+<w:hdr xmlns:wpc="http://schemas.microsoft.com/office/word/2010/wordprocessingCanvas" xmlns:cx="http://schemas.microsoft.com/office/drawing/2014/chartex" xmlns:cx1="http://schemas.microsoft.com/office/drawing/2015/9/8/chartex" xmlns:cx2="http://schemas.microsoft.com/office/drawing/2015/10/21/chartex" xmlns:cx3="http://schemas.microsoft.com/office/drawing/2016/5/9/chartex" xmlns:cx4="http://schemas.microsoft.com/office/drawing/2016/5/10/chartex" xmlns:cx5="http://schemas.microsoft.com/office/drawing/2016/5/11/chartex" xmlns:cx6="http://schemas.microsoft.com/office/drawing/2016/5/12/chartex" xmlns:cx7="http://schemas.microsoft.com/office/drawing/2016/5/13/chartex" xmlns:cx8="http://schemas.microsoft.com/office/drawing/2016/5/14/chartex" xmlns:mc="http://schemas.openxmlformats.org/markup-compatibility/2006" xmlns:aink="http://schemas.microsoft.com/office/drawing/2016/ink" xmlns:am3d="http://schemas.microsoft.com/office/drawing/2017/model3d" xmlns:o="urn:schemas-microsoft-com:office:office" xmlns:oel="http://schemas.microsoft.com/office/2019/extlst" xmlns:r="http://schemas.openxmlformats.org/officeDocument/2006/relationships" xmlns:m="http://schemas.openxmlformats.org/officeDocument/2006/math" xmlns:v="urn:schemas-microsoft-com:vml" xmlns:wp14="http://schemas.microsoft.com/office/word/2010/wordprocessingDrawing" xmlns:wp="http://schemas.openxmlformats.org/drawingml/2006/wordprocessingDrawing" xmlns:w10="urn:schemas-microsoft-com:office:word" xmlns:w="http://schemas.openxmlformats.org/wordprocessingml/2006/main" xmlns:w14="http://schemas.microsoft.com/office/word/2010/wordml" xmlns:w15="http://schemas.microsoft.com/office/word/2012/wordml" xmlns:w16cex="http://schemas.microsoft.com/office/word/2018/wordml/cex" xmlns:w16cid="http://schemas.microsoft.com/office/word/2016/wordml/cid" xmlns:w16="http://schemas.microsoft.com/office/word/2018/wordml" xmlns:w16du="http://schemas.microsoft.com/office/word/2023/wordml/word16du" xmlns:w16sdtdh="http://schemas.microsoft.com/office/word/2020/wordml/sdtdatahash" xmlns:w16sdtfl="http://schemas.microsoft.com/office/word/2024/wordml/sdtformatlock" xmlns:w16se="http://schemas.microsoft.com/office/word/2015/wordml/symex" xmlns:wpg="http://schemas.microsoft.com/office/word/2010/wordprocessingGroup" xmlns:wpi="http://schemas.microsoft.com/office/word/2010/wordprocessingInk" xmlns:wne="http://schemas.microsoft.com/office/word/2006/wordml" xmlns:wps="http://schemas.microsoft.com/office/word/2010/wordprocessingShape" mc:Ignorable="w14 w15 w16se w16cid w16 w16cex w16sdtdh w16sdtfl w16du wp14">
   <w:p>
     <w:pPr>
       <w:pStyle w:val="Header"/>
@@ -2887,7 +2966,7 @@
 </file>
 
 <file path=word/header2.xml><?xml version="1.0" encoding="utf-8"?>
-<w:hdr xmlns:wpc="http://schemas.microsoft.com/office/word/2010/wordprocessingCanvas" xmlns:cx="http://schemas.microsoft.com/office/drawing/2014/chartex" xmlns:cx1="http://schemas.microsoft.com/office/drawing/2015/9/8/chartex" xmlns:cx2="http://schemas.microsoft.com/office/drawing/2015/10/21/chartex" xmlns:cx3="http://schemas.microsoft.com/office/drawing/2016/5/9/chartex" xmlns:cx4="http://schemas.microsoft.com/office/drawing/2016/5/10/chartex" xmlns:cx5="http://schemas.microsoft.com/office/drawing/2016/5/11/chartex" xmlns:cx6="http://schemas.microsoft.com/office/drawing/2016/5/12/chartex" xmlns:cx7="http://schemas.microsoft.com/office/drawing/2016/5/13/chartex" xmlns:cx8="http://schemas.microsoft.com/office/drawing/2016/5/14/chartex" xmlns:mc="http://schemas.openxmlformats.org/markup-compatibility/2006" xmlns:m="http://schemas.openxmlformats.org/officeDocument/2006/math" xmlns:aink="http://schemas.microsoft.com/office/drawing/2016/ink" xmlns:am3d="http://schemas.microsoft.com/office/drawing/2017/model3d" xmlns:oel="http://schemas.microsoft.com/office/2019/extlst" xmlns:r="http://schemas.openxmlformats.org/officeDocument/2006/relationships" xmlns:wp14="http://schemas.microsoft.com/office/word/2010/wordprocessingDrawing" xmlns:wp="http://schemas.openxmlformats.org/drawingml/2006/wordprocessingDrawing" xmlns:wpg="http://schemas.microsoft.com/office/word/2010/wordprocessingGroup" xmlns:wpi="http://schemas.microsoft.com/office/word/2010/wordprocessingInk" xmlns:wps="http://schemas.microsoft.com/office/word/2010/wordprocessingShape" xmlns:o="urn:schemas-microsoft-com:office:office" xmlns:v="urn:schemas-microsoft-com:vml" xmlns:w10="urn:schemas-microsoft-com:office:word" xmlns:w="http://schemas.openxmlformats.org/wordprocessingml/2006/main" xmlns:w14="http://schemas.microsoft.com/office/word/2010/wordml" xmlns:w15="http://schemas.microsoft.com/office/word/2012/wordml" xmlns:w16cei="http://schemas.microsoft.com/office/word/2026/wordml/cei" xmlns:w16cex="http://schemas.microsoft.com/office/word/2018/wordml/cex" xmlns:w16cid="http://schemas.microsoft.com/office/word/2016/wordml/cid" xmlns:w16="http://schemas.microsoft.com/office/word/2018/wordml" xmlns:w16sdtdh="http://schemas.microsoft.com/office/word/2020/wordml/sdtdatahash" xmlns:w16sdtfl="http://schemas.microsoft.com/office/word/2024/wordml/sdtformatlock" xmlns:w16se="http://schemas.microsoft.com/office/word/2015/wordml/symex" xmlns:w16du="http://schemas.microsoft.com/office/word/2023/wordml/word16du" xmlns:wne="http://schemas.microsoft.com/office/word/2006/wordml" mc:Ignorable="w14 w15 w16se w16cid w16 w16cex w16sdtdh w16sdtfl w16du wp14">
+<w:hdr xmlns:wpc="http://schemas.microsoft.com/office/word/2010/wordprocessingCanvas" xmlns:cx="http://schemas.microsoft.com/office/drawing/2014/chartex" xmlns:cx1="http://schemas.microsoft.com/office/drawing/2015/9/8/chartex" xmlns:cx2="http://schemas.microsoft.com/office/drawing/2015/10/21/chartex" xmlns:cx3="http://schemas.microsoft.com/office/drawing/2016/5/9/chartex" xmlns:cx4="http://schemas.microsoft.com/office/drawing/2016/5/10/chartex" xmlns:cx5="http://schemas.microsoft.com/office/drawing/2016/5/11/chartex" xmlns:cx6="http://schemas.microsoft.com/office/drawing/2016/5/12/chartex" xmlns:cx7="http://schemas.microsoft.com/office/drawing/2016/5/13/chartex" xmlns:cx8="http://schemas.microsoft.com/office/drawing/2016/5/14/chartex" xmlns:mc="http://schemas.openxmlformats.org/markup-compatibility/2006" xmlns:aink="http://schemas.microsoft.com/office/drawing/2016/ink" xmlns:am3d="http://schemas.microsoft.com/office/drawing/2017/model3d" xmlns:o="urn:schemas-microsoft-com:office:office" xmlns:oel="http://schemas.microsoft.com/office/2019/extlst" xmlns:r="http://schemas.openxmlformats.org/officeDocument/2006/relationships" xmlns:m="http://schemas.openxmlformats.org/officeDocument/2006/math" xmlns:v="urn:schemas-microsoft-com:vml" xmlns:wp14="http://schemas.microsoft.com/office/word/2010/wordprocessingDrawing" xmlns:wp="http://schemas.openxmlformats.org/drawingml/2006/wordprocessingDrawing" xmlns:w10="urn:schemas-microsoft-com:office:word" xmlns:w="http://schemas.openxmlformats.org/wordprocessingml/2006/main" xmlns:w14="http://schemas.microsoft.com/office/word/2010/wordml" xmlns:w15="http://schemas.microsoft.com/office/word/2012/wordml" xmlns:w16cex="http://schemas.microsoft.com/office/word/2018/wordml/cex" xmlns:w16cid="http://schemas.microsoft.com/office/word/2016/wordml/cid" xmlns:w16="http://schemas.microsoft.com/office/word/2018/wordml" xmlns:w16du="http://schemas.microsoft.com/office/word/2023/wordml/word16du" xmlns:w16sdtdh="http://schemas.microsoft.com/office/word/2020/wordml/sdtdatahash" xmlns:w16sdtfl="http://schemas.microsoft.com/office/word/2024/wordml/sdtformatlock" xmlns:w16se="http://schemas.microsoft.com/office/word/2015/wordml/symex" xmlns:wpg="http://schemas.microsoft.com/office/word/2010/wordprocessingGroup" xmlns:wpi="http://schemas.microsoft.com/office/word/2010/wordprocessingInk" xmlns:wne="http://schemas.microsoft.com/office/word/2006/wordml" xmlns:wps="http://schemas.microsoft.com/office/word/2010/wordprocessingShape" mc:Ignorable="w14 w15 w16se w16cid w16 w16cex w16sdtdh w16sdtfl w16du wp14">
   <w:p>
     <w:pPr>
       <w:pStyle w:val="Header"/>
@@ -2897,7 +2976,7 @@
 </file>
 
 <file path=word/header3.xml><?xml version="1.0" encoding="utf-8"?>
-<w:hdr xmlns:wpc="http://schemas.microsoft.com/office/word/2010/wordprocessingCanvas" xmlns:cx="http://schemas.microsoft.com/office/drawing/2014/chartex" xmlns:cx1="http://schemas.microsoft.com/office/drawing/2015/9/8/chartex" xmlns:cx2="http://schemas.microsoft.com/office/drawing/2015/10/21/chartex" xmlns:cx3="http://schemas.microsoft.com/office/drawing/2016/5/9/chartex" xmlns:cx4="http://schemas.microsoft.com/office/drawing/2016/5/10/chartex" xmlns:cx5="http://schemas.microsoft.com/office/drawing/2016/5/11/chartex" xmlns:cx6="http://schemas.microsoft.com/office/drawing/2016/5/12/chartex" xmlns:cx7="http://schemas.microsoft.com/office/drawing/2016/5/13/chartex" xmlns:cx8="http://schemas.microsoft.com/office/drawing/2016/5/14/chartex" xmlns:mc="http://schemas.openxmlformats.org/markup-compatibility/2006" xmlns:m="http://schemas.openxmlformats.org/officeDocument/2006/math" xmlns:aink="http://schemas.microsoft.com/office/drawing/2016/ink" xmlns:am3d="http://schemas.microsoft.com/office/drawing/2017/model3d" xmlns:oel="http://schemas.microsoft.com/office/2019/extlst" xmlns:r="http://schemas.openxmlformats.org/officeDocument/2006/relationships" xmlns:wp14="http://schemas.microsoft.com/office/word/2010/wordprocessingDrawing" xmlns:wp="http://schemas.openxmlformats.org/drawingml/2006/wordprocessingDrawing" xmlns:wpg="http://schemas.microsoft.com/office/word/2010/wordprocessingGroup" xmlns:wpi="http://schemas.microsoft.com/office/word/2010/wordprocessingInk" xmlns:wps="http://schemas.microsoft.com/office/word/2010/wordprocessingShape" xmlns:o="urn:schemas-microsoft-com:office:office" xmlns:v="urn:schemas-microsoft-com:vml" xmlns:w10="urn:schemas-microsoft-com:office:word" xmlns:w="http://schemas.openxmlformats.org/wordprocessingml/2006/main" xmlns:w14="http://schemas.microsoft.com/office/word/2010/wordml" xmlns:w15="http://schemas.microsoft.com/office/word/2012/wordml" xmlns:w16cei="http://schemas.microsoft.com/office/word/2026/wordml/cei" xmlns:w16cex="http://schemas.microsoft.com/office/word/2018/wordml/cex" xmlns:w16cid="http://schemas.microsoft.com/office/word/2016/wordml/cid" xmlns:w16="http://schemas.microsoft.com/office/word/2018/wordml" xmlns:w16sdtdh="http://schemas.microsoft.com/office/word/2020/wordml/sdtdatahash" xmlns:w16sdtfl="http://schemas.microsoft.com/office/word/2024/wordml/sdtformatlock" xmlns:w16se="http://schemas.microsoft.com/office/word/2015/wordml/symex" xmlns:w16du="http://schemas.microsoft.com/office/word/2023/wordml/word16du" xmlns:wne="http://schemas.microsoft.com/office/word/2006/wordml" mc:Ignorable="w14 w15 w16se w16cid w16 w16cex w16sdtdh w16sdtfl w16du wp14">
+<w:hdr xmlns:wpc="http://schemas.microsoft.com/office/word/2010/wordprocessingCanvas" xmlns:cx="http://schemas.microsoft.com/office/drawing/2014/chartex" xmlns:cx1="http://schemas.microsoft.com/office/drawing/2015/9/8/chartex" xmlns:cx2="http://schemas.microsoft.com/office/drawing/2015/10/21/chartex" xmlns:cx3="http://schemas.microsoft.com/office/drawing/2016/5/9/chartex" xmlns:cx4="http://schemas.microsoft.com/office/drawing/2016/5/10/chartex" xmlns:cx5="http://schemas.microsoft.com/office/drawing/2016/5/11/chartex" xmlns:cx6="http://schemas.microsoft.com/office/drawing/2016/5/12/chartex" xmlns:cx7="http://schemas.microsoft.com/office/drawing/2016/5/13/chartex" xmlns:cx8="http://schemas.microsoft.com/office/drawing/2016/5/14/chartex" xmlns:mc="http://schemas.openxmlformats.org/markup-compatibility/2006" xmlns:aink="http://schemas.microsoft.com/office/drawing/2016/ink" xmlns:am3d="http://schemas.microsoft.com/office/drawing/2017/model3d" xmlns:o="urn:schemas-microsoft-com:office:office" xmlns:oel="http://schemas.microsoft.com/office/2019/extlst" xmlns:r="http://schemas.openxmlformats.org/officeDocument/2006/relationships" xmlns:m="http://schemas.openxmlformats.org/officeDocument/2006/math" xmlns:v="urn:schemas-microsoft-com:vml" xmlns:wp14="http://schemas.microsoft.com/office/word/2010/wordprocessingDrawing" xmlns:wp="http://schemas.openxmlformats.org/drawingml/2006/wordprocessingDrawing" xmlns:w10="urn:schemas-microsoft-com:office:word" xmlns:w="http://schemas.openxmlformats.org/wordprocessingml/2006/main" xmlns:w14="http://schemas.microsoft.com/office/word/2010/wordml" xmlns:w15="http://schemas.microsoft.com/office/word/2012/wordml" xmlns:w16cex="http://schemas.microsoft.com/office/word/2018/wordml/cex" xmlns:w16cid="http://schemas.microsoft.com/office/word/2016/wordml/cid" xmlns:w16="http://schemas.microsoft.com/office/word/2018/wordml" xmlns:w16du="http://schemas.microsoft.com/office/word/2023/wordml/word16du" xmlns:w16sdtdh="http://schemas.microsoft.com/office/word/2020/wordml/sdtdatahash" xmlns:w16sdtfl="http://schemas.microsoft.com/office/word/2024/wordml/sdtformatlock" xmlns:w16se="http://schemas.microsoft.com/office/word/2015/wordml/symex" xmlns:wpg="http://schemas.microsoft.com/office/word/2010/wordprocessingGroup" xmlns:wpi="http://schemas.microsoft.com/office/word/2010/wordprocessingInk" xmlns:wne="http://schemas.microsoft.com/office/word/2006/wordml" xmlns:wps="http://schemas.microsoft.com/office/word/2010/wordprocessingShape" mc:Ignorable="w14 w15 w16se w16cid w16 w16cex w16sdtdh w16sdtfl w16du wp14">
   <w:p>
     <w:pPr>
       <w:pStyle w:val="Header"/>
@@ -2907,7 +2986,7 @@
 </file>
 
 <file path=word/numbering.xml><?xml version="1.0" encoding="utf-8"?>
-<w:numbering xmlns:wpc="http://schemas.microsoft.com/office/word/2010/wordprocessingCanvas" xmlns:cx="http://schemas.microsoft.com/office/drawing/2014/chartex" xmlns:cx1="http://schemas.microsoft.com/office/drawing/2015/9/8/chartex" xmlns:cx2="http://schemas.microsoft.com/office/drawing/2015/10/21/chartex" xmlns:cx3="http://schemas.microsoft.com/office/drawing/2016/5/9/chartex" xmlns:cx4="http://schemas.microsoft.com/office/drawing/2016/5/10/chartex" xmlns:cx5="http://schemas.microsoft.com/office/drawing/2016/5/11/chartex" xmlns:cx6="http://schemas.microsoft.com/office/drawing/2016/5/12/chartex" xmlns:cx7="http://schemas.microsoft.com/office/drawing/2016/5/13/chartex" xmlns:cx8="http://schemas.microsoft.com/office/drawing/2016/5/14/chartex" xmlns:mc="http://schemas.openxmlformats.org/markup-compatibility/2006" xmlns:m="http://schemas.openxmlformats.org/officeDocument/2006/math" xmlns:aink="http://schemas.microsoft.com/office/drawing/2016/ink" xmlns:am3d="http://schemas.microsoft.com/office/drawing/2017/model3d" xmlns:oel="http://schemas.microsoft.com/office/2019/extlst" xmlns:r="http://schemas.openxmlformats.org/officeDocument/2006/relationships" xmlns:wp14="http://schemas.microsoft.com/office/word/2010/wordprocessingDrawing" xmlns:wp="http://schemas.openxmlformats.org/drawingml/2006/wordprocessingDrawing" xmlns:wpg="http://schemas.microsoft.com/office/word/2010/wordprocessingGroup" xmlns:wpi="http://schemas.microsoft.com/office/word/2010/wordprocessingInk" xmlns:wps="http://schemas.microsoft.com/office/word/2010/wordprocessingShape" xmlns:o="urn:schemas-microsoft-com:office:office" xmlns:v="urn:schemas-microsoft-com:vml" xmlns:w10="urn:schemas-microsoft-com:office:word" xmlns:w="http://schemas.openxmlformats.org/wordprocessingml/2006/main" xmlns:w14="http://schemas.microsoft.com/office/word/2010/wordml" xmlns:w15="http://schemas.microsoft.com/office/word/2012/wordml" xmlns:w16cei="http://schemas.microsoft.com/office/word/2026/wordml/cei" xmlns:w16cex="http://schemas.microsoft.com/office/word/2018/wordml/cex" xmlns:w16cid="http://schemas.microsoft.com/office/word/2016/wordml/cid" xmlns:w16="http://schemas.microsoft.com/office/word/2018/wordml" xmlns:w16sdtdh="http://schemas.microsoft.com/office/word/2020/wordml/sdtdatahash" xmlns:w16sdtfl="http://schemas.microsoft.com/office/word/2024/wordml/sdtformatlock" xmlns:w16se="http://schemas.microsoft.com/office/word/2015/wordml/symex" xmlns:w16du="http://schemas.microsoft.com/office/word/2023/wordml/word16du" xmlns:wne="http://schemas.microsoft.com/office/word/2006/wordml" mc:Ignorable="w14 w15 w16se w16cid w16 w16cex w16sdtdh w16sdtfl w16du wp14">
+<w:numbering xmlns:wpc="http://schemas.microsoft.com/office/word/2010/wordprocessingCanvas" xmlns:cx="http://schemas.microsoft.com/office/drawing/2014/chartex" xmlns:cx1="http://schemas.microsoft.com/office/drawing/2015/9/8/chartex" xmlns:cx2="http://schemas.microsoft.com/office/drawing/2015/10/21/chartex" xmlns:cx3="http://schemas.microsoft.com/office/drawing/2016/5/9/chartex" xmlns:cx4="http://schemas.microsoft.com/office/drawing/2016/5/10/chartex" xmlns:cx5="http://schemas.microsoft.com/office/drawing/2016/5/11/chartex" xmlns:cx6="http://schemas.microsoft.com/office/drawing/2016/5/12/chartex" xmlns:cx7="http://schemas.microsoft.com/office/drawing/2016/5/13/chartex" xmlns:cx8="http://schemas.microsoft.com/office/drawing/2016/5/14/chartex" xmlns:mc="http://schemas.openxmlformats.org/markup-compatibility/2006" xmlns:aink="http://schemas.microsoft.com/office/drawing/2016/ink" xmlns:am3d="http://schemas.microsoft.com/office/drawing/2017/model3d" xmlns:o="urn:schemas-microsoft-com:office:office" xmlns:oel="http://schemas.microsoft.com/office/2019/extlst" xmlns:r="http://schemas.openxmlformats.org/officeDocument/2006/relationships" xmlns:m="http://schemas.openxmlformats.org/officeDocument/2006/math" xmlns:v="urn:schemas-microsoft-com:vml" xmlns:wp14="http://schemas.microsoft.com/office/word/2010/wordprocessingDrawing" xmlns:wp="http://schemas.openxmlformats.org/drawingml/2006/wordprocessingDrawing" xmlns:w10="urn:schemas-microsoft-com:office:word" xmlns:w="http://schemas.openxmlformats.org/wordprocessingml/2006/main" xmlns:w14="http://schemas.microsoft.com/office/word/2010/wordml" xmlns:w15="http://schemas.microsoft.com/office/word/2012/wordml" xmlns:w16cex="http://schemas.microsoft.com/office/word/2018/wordml/cex" xmlns:w16cid="http://schemas.microsoft.com/office/word/2016/wordml/cid" xmlns:w16="http://schemas.microsoft.com/office/word/2018/wordml" xmlns:w16du="http://schemas.microsoft.com/office/word/2023/wordml/word16du" xmlns:w16sdtdh="http://schemas.microsoft.com/office/word/2020/wordml/sdtdatahash" xmlns:w16sdtfl="http://schemas.microsoft.com/office/word/2024/wordml/sdtformatlock" xmlns:w16se="http://schemas.microsoft.com/office/word/2015/wordml/symex" xmlns:wpg="http://schemas.microsoft.com/office/word/2010/wordprocessingGroup" xmlns:wpi="http://schemas.microsoft.com/office/word/2010/wordprocessingInk" xmlns:wne="http://schemas.microsoft.com/office/word/2006/wordml" xmlns:wps="http://schemas.microsoft.com/office/word/2010/wordprocessingShape" mc:Ignorable="w14 w15 w16se w16cid w16 w16cex w16sdtdh w16sdtfl w16du wp14">
   <w:abstractNum w:abstractNumId="0" w15:restartNumberingAfterBreak="0">
     <w:nsid w:val="FFFFFF7C"/>
     <w:multiLevelType w:val="singleLevel"/>
@@ -3106,7 +3185,7 @@
   <w:num w:numId="9" w16cid:durableId="582690316">
     <w:abstractNumId w:val="0"/>
   </w:num>
-  <w:num w:numId="10">
+  <w:num w:numId="10" w16cid:durableId="678625794">
     <w:abstractNumId w:val="7"/>
     <w:lvlOverride w:ilvl="0">
       <w:startOverride w:val="1"/>
@@ -3116,7 +3195,7 @@
 </file>
 
 <file path=word/styles.xml><?xml version="1.0" encoding="utf-8"?>
-<w:styles xmlns:mc="http://schemas.openxmlformats.org/markup-compatibility/2006" xmlns:r="http://schemas.openxmlformats.org/officeDocument/2006/relationships" xmlns:w="http://schemas.openxmlformats.org/wordprocessingml/2006/main" xmlns:w14="http://schemas.microsoft.com/office/word/2010/wordml" xmlns:w15="http://schemas.microsoft.com/office/word/2012/wordml" xmlns:w16cex="http://schemas.microsoft.com/office/word/2018/wordml/cex" xmlns:w16cid="http://schemas.microsoft.com/office/word/2016/wordml/cid" xmlns:w16="http://schemas.microsoft.com/office/word/2018/wordml" xmlns:w16sdtdh="http://schemas.microsoft.com/office/word/2020/wordml/sdtdatahash" xmlns:w16sdtfl="http://schemas.microsoft.com/office/word/2024/wordml/sdtformatlock" xmlns:w16se="http://schemas.microsoft.com/office/word/2015/wordml/symex" xmlns:w16du="http://schemas.microsoft.com/office/word/2023/wordml/word16du" mc:Ignorable="w14 w15 w16se w16cid w16 w16cex w16sdtdh w16sdtfl w16du">
+<w:styles xmlns:mc="http://schemas.openxmlformats.org/markup-compatibility/2006" xmlns:r="http://schemas.openxmlformats.org/officeDocument/2006/relationships" xmlns:w="http://schemas.openxmlformats.org/wordprocessingml/2006/main" xmlns:w14="http://schemas.microsoft.com/office/word/2010/wordml" xmlns:w15="http://schemas.microsoft.com/office/word/2012/wordml" xmlns:w16cex="http://schemas.microsoft.com/office/word/2018/wordml/cex" xmlns:w16cid="http://schemas.microsoft.com/office/word/2016/wordml/cid" xmlns:w16="http://schemas.microsoft.com/office/word/2018/wordml" xmlns:w16du="http://schemas.microsoft.com/office/word/2023/wordml/word16du" xmlns:w16sdtdh="http://schemas.microsoft.com/office/word/2020/wordml/sdtdatahash" xmlns:w16sdtfl="http://schemas.microsoft.com/office/word/2024/wordml/sdtformatlock" xmlns:w16se="http://schemas.microsoft.com/office/word/2015/wordml/symex" mc:Ignorable="w14 w15 w16se w16cid w16 w16cex w16sdtdh w16sdtfl w16du">
   <w:docDefaults>
     <w:rPrDefault>
       <w:rPr>
@@ -3527,7 +3606,7 @@
       <w:rFonts w:asciiTheme="majorHAnsi" w:eastAsiaTheme="majorEastAsia" w:hAnsiTheme="majorHAnsi" w:cstheme="majorBidi"/>
       <w:b/>
       <w:bCs/>
-      <w:color w:val="365F91" w:themeColor="accent1" w:themeShade="BF"/>
+      <w:color w:val="000000"/>
       <w:sz w:val="28"/>
       <w:szCs w:val="28"/>
     </w:rPr>
@@ -3551,7 +3630,7 @@
       <w:rFonts w:asciiTheme="majorHAnsi" w:eastAsiaTheme="majorEastAsia" w:hAnsiTheme="majorHAnsi" w:cstheme="majorBidi"/>
       <w:b/>
       <w:bCs/>
-      <w:color w:val="4F81BD" w:themeColor="accent1"/>
+      <w:color w:val="000000"/>
       <w:sz w:val="26"/>
       <w:szCs w:val="26"/>
     </w:rPr>
@@ -3575,7 +3654,7 @@
       <w:rFonts w:asciiTheme="majorHAnsi" w:eastAsiaTheme="majorEastAsia" w:hAnsiTheme="majorHAnsi" w:cstheme="majorBidi"/>
       <w:b/>
       <w:bCs/>
-      <w:color w:val="4F81BD" w:themeColor="accent1"/>
+      <w:color w:val="000000"/>
     </w:rPr>
   </w:style>
   <w:style w:type="paragraph" w:styleId="Heading4">
@@ -3600,7 +3679,7 @@
       <w:bCs/>
       <w:i/>
       <w:iCs/>
-      <w:color w:val="4F81BD" w:themeColor="accent1"/>
+      <w:color w:val="000000"/>
     </w:rPr>
   </w:style>
   <w:style w:type="paragraph" w:styleId="Heading5">
@@ -3621,7 +3700,7 @@
     </w:pPr>
     <w:rPr>
       <w:rFonts w:asciiTheme="majorHAnsi" w:eastAsiaTheme="majorEastAsia" w:hAnsiTheme="majorHAnsi" w:cstheme="majorBidi"/>
-      <w:color w:val="243F60" w:themeColor="accent1" w:themeShade="7F"/>
+      <w:color w:val="000000"/>
     </w:rPr>
   </w:style>
   <w:style w:type="paragraph" w:styleId="Heading6">
@@ -3644,7 +3723,7 @@
       <w:rFonts w:asciiTheme="majorHAnsi" w:eastAsiaTheme="majorEastAsia" w:hAnsiTheme="majorHAnsi" w:cstheme="majorBidi"/>
       <w:i/>
       <w:iCs/>
-      <w:color w:val="243F60" w:themeColor="accent1" w:themeShade="7F"/>
+      <w:color w:val="000000"/>
     </w:rPr>
   </w:style>
   <w:style w:type="paragraph" w:styleId="Heading7">
@@ -3667,7 +3746,7 @@
       <w:rFonts w:asciiTheme="majorHAnsi" w:eastAsiaTheme="majorEastAsia" w:hAnsiTheme="majorHAnsi" w:cstheme="majorBidi"/>
       <w:i/>
       <w:iCs/>
-      <w:color w:val="404040" w:themeColor="text1" w:themeTint="BF"/>
+      <w:color w:val="000000"/>
     </w:rPr>
   </w:style>
   <w:style w:type="paragraph" w:styleId="Heading8">
@@ -3688,7 +3767,7 @@
     </w:pPr>
     <w:rPr>
       <w:rFonts w:asciiTheme="majorHAnsi" w:eastAsiaTheme="majorEastAsia" w:hAnsiTheme="majorHAnsi" w:cstheme="majorBidi"/>
-      <w:color w:val="4F81BD" w:themeColor="accent1"/>
+      <w:color w:val="000000"/>
       <w:sz w:val="20"/>
       <w:szCs w:val="20"/>
     </w:rPr>
@@ -3713,7 +3792,7 @@
       <w:rFonts w:asciiTheme="majorHAnsi" w:eastAsiaTheme="majorEastAsia" w:hAnsiTheme="majorHAnsi" w:cstheme="majorBidi"/>
       <w:i/>
       <w:iCs/>
-      <w:color w:val="404040" w:themeColor="text1" w:themeTint="BF"/>
+      <w:color w:val="000000"/>
       <w:sz w:val="20"/>
       <w:szCs w:val="20"/>
     </w:rPr>
@@ -3858,7 +3937,7 @@
     </w:pPr>
     <w:rPr>
       <w:rFonts w:asciiTheme="majorHAnsi" w:eastAsiaTheme="majorEastAsia" w:hAnsiTheme="majorHAnsi" w:cstheme="majorBidi"/>
-      <w:color w:val="17365D" w:themeColor="text2" w:themeShade="BF"/>
+      <w:color w:val="000000"/>
       <w:spacing w:val="5"/>
       <w:kern w:val="28"/>
       <w:sz w:val="52"/>
@@ -3897,7 +3976,7 @@
       <w:rFonts w:asciiTheme="majorHAnsi" w:eastAsiaTheme="majorEastAsia" w:hAnsiTheme="majorHAnsi" w:cstheme="majorBidi"/>
       <w:i/>
       <w:iCs/>
-      <w:color w:val="4F81BD" w:themeColor="accent1"/>
+      <w:color w:val="000000"/>
       <w:spacing w:val="15"/>
       <w:sz w:val="24"/>
       <w:szCs w:val="24"/>
